--- a/src/main/resources/GRAPHS.docx
+++ b/src/main/resources/GRAPHS.docx
@@ -7100,6 +7100,9 @@
     </w:p>
     <w:p>
       <w:r>
+        <w:rPr>
+          <w:noProof/>
+        </w:rPr>
         <w:drawing>
           <wp:inline distT="0" distB="0" distL="0" distR="0" wp14:anchorId="4CD945BD" wp14:editId="63DA96D5">
             <wp:extent cx="3452191" cy="1639329"/>
@@ -7543,25 +7546,39 @@
       </w:r>
     </w:p>
     <w:p>
-      <w:r>
+      <w:pPr>
+        <w:rPr>
+          <w:lang w:val="fr-FR"/>
+        </w:rPr>
+      </w:pPr>
+      <w:r>
+        <w:rPr>
+          <w:lang w:val="fr-FR"/>
+        </w:rPr>
         <w:t xml:space="preserve">Queue&lt;Integer&gt; queue = new </w:t>
       </w:r>
       <w:proofErr w:type="spellStart"/>
       <w:r>
+        <w:rPr>
+          <w:lang w:val="fr-FR"/>
+        </w:rPr>
         <w:t>ArrayDeque</w:t>
       </w:r>
       <w:proofErr w:type="spellEnd"/>
       <w:r>
+        <w:rPr>
+          <w:lang w:val="fr-FR"/>
+        </w:rPr>
         <w:t>&lt;</w:t>
       </w:r>
       <w:proofErr w:type="gramStart"/>
       <w:r>
-        <w:t>&gt;(</w:t>
+        <w:rPr>
+          <w:lang w:val="fr-FR"/>
+        </w:rPr>
+        <w:t>&gt;();</w:t>
       </w:r>
       <w:proofErr w:type="gramEnd"/>
-      <w:r>
-        <w:t>);</w:t>
-      </w:r>
     </w:p>
     <w:p>
       <w:proofErr w:type="spellStart"/>
@@ -7842,20 +7859,10 @@
           <w:b/>
           <w:bCs/>
         </w:rPr>
-        <w:t xml:space="preserve">Time </w:t>
-      </w:r>
-      <w:r>
-        <w:rPr>
-          <w:b/>
-          <w:bCs/>
-        </w:rPr>
-        <w:t>Complexity</w:t>
-      </w:r>
-      <w:r>
-        <w:t>:</w:t>
-      </w:r>
-      <w:r>
-        <w:t xml:space="preserve"> </w:t>
+        <w:t>Time Complexity</w:t>
+      </w:r>
+      <w:r>
+        <w:t xml:space="preserve">: </w:t>
       </w:r>
       <w:proofErr w:type="gramStart"/>
       <w:r>
@@ -7901,13 +7908,7 @@
     </w:p>
     <w:p>
       <w:r>
-        <w:t xml:space="preserve">Given an undirected graph, </w:t>
-      </w:r>
-      <w:r>
-        <w:t>the</w:t>
-      </w:r>
-      <w:r>
-        <w:t xml:space="preserve"> task is to check if there is a cycle in the given graph.</w:t>
+        <w:t>Given an undirected graph, the task is to check if there is a cycle in the given graph.</w:t>
       </w:r>
     </w:p>
     <w:p>
@@ -7915,6 +7916,7 @@
         <w:rPr>
           <w:i/>
           <w:iCs/>
+          <w:noProof/>
         </w:rPr>
         <w:drawing>
           <wp:anchor distT="0" distB="0" distL="114300" distR="114300" simplePos="0" relativeHeight="251668480" behindDoc="0" locked="0" layoutInCell="1" allowOverlap="1" wp14:anchorId="5FB8FBFA" wp14:editId="1DAC49B1">
@@ -8068,6 +8070,7 @@
         <w:rPr>
           <w:i/>
           <w:iCs/>
+          <w:noProof/>
         </w:rPr>
         <w:drawing>
           <wp:anchor distT="0" distB="0" distL="114300" distR="114300" simplePos="0" relativeHeight="251669504" behindDoc="0" locked="0" layoutInCell="1" allowOverlap="1" wp14:anchorId="64B4A365" wp14:editId="5A3658CB">
@@ -8566,6 +8569,9 @@
     </w:p>
     <w:p>
       <w:r>
+        <w:rPr>
+          <w:noProof/>
+        </w:rPr>
         <w:drawing>
           <wp:inline distT="0" distB="0" distL="0" distR="0" wp14:anchorId="69D10BE3" wp14:editId="2A09BEA6">
             <wp:extent cx="6387548" cy="4848268"/>
@@ -8643,49 +8649,32 @@
         <w:t xml:space="preserve"> </w:t>
       </w:r>
       <w:proofErr w:type="spellStart"/>
-      <w:proofErr w:type="gramStart"/>
       <w:r>
         <w:t>dfs</w:t>
       </w:r>
       <w:proofErr w:type="spellEnd"/>
       <w:r>
-        <w:t>(</w:t>
-      </w:r>
-      <w:proofErr w:type="gramEnd"/>
-      <w:r>
-        <w:t xml:space="preserve">List&lt;List&lt;Integer&gt;&gt; </w:t>
-      </w:r>
-      <w:proofErr w:type="spellStart"/>
-      <w:proofErr w:type="gramStart"/>
+        <w:t xml:space="preserve">(List&lt;List&lt;Integer&gt;&gt; </w:t>
+      </w:r>
+      <w:proofErr w:type="spellStart"/>
       <w:r>
         <w:t>adj,int</w:t>
       </w:r>
       <w:proofErr w:type="spellEnd"/>
-      <w:proofErr w:type="gramEnd"/>
-      <w:r>
-        <w:t xml:space="preserve"> </w:t>
-      </w:r>
-      <w:proofErr w:type="gramStart"/>
-      <w:r>
-        <w:t>vertices){</w:t>
-      </w:r>
-      <w:proofErr w:type="gramEnd"/>
+      <w:r>
+        <w:t xml:space="preserve"> vertices){</w:t>
+      </w:r>
       <w:r>
         <w:br/>
         <w:t xml:space="preserve">        </w:t>
       </w:r>
       <w:proofErr w:type="spellStart"/>
-      <w:proofErr w:type="gramStart"/>
       <w:r>
         <w:t>boolean</w:t>
       </w:r>
       <w:proofErr w:type="spellEnd"/>
       <w:r>
-        <w:t>[</w:t>
-      </w:r>
-      <w:proofErr w:type="gramEnd"/>
-      <w:r>
-        <w:t xml:space="preserve">] visited = new </w:t>
+        <w:t xml:space="preserve">[] visited = new </w:t>
       </w:r>
       <w:proofErr w:type="spellStart"/>
       <w:r>
@@ -8708,15 +8697,7 @@
       </w:r>
       <w:proofErr w:type="spellEnd"/>
       <w:r>
-        <w:t xml:space="preserve"> =</w:t>
-      </w:r>
-      <w:proofErr w:type="gramStart"/>
-      <w:r>
-        <w:t>0 ;</w:t>
-      </w:r>
-      <w:proofErr w:type="gramEnd"/>
-      <w:r>
-        <w:t xml:space="preserve"> </w:t>
+        <w:t xml:space="preserve"> =0 ; </w:t>
       </w:r>
       <w:proofErr w:type="spellStart"/>
       <w:r>
@@ -8724,15 +8705,7 @@
       </w:r>
       <w:proofErr w:type="spellEnd"/>
       <w:r>
-        <w:t xml:space="preserve">&lt; </w:t>
-      </w:r>
-      <w:proofErr w:type="gramStart"/>
-      <w:r>
-        <w:t>vertices ;</w:t>
-      </w:r>
-      <w:proofErr w:type="gramEnd"/>
-      <w:r>
-        <w:t xml:space="preserve"> </w:t>
+        <w:t xml:space="preserve">&lt; vertices ; </w:t>
       </w:r>
       <w:proofErr w:type="spellStart"/>
       <w:r>
@@ -8740,13 +8713,8 @@
       </w:r>
       <w:proofErr w:type="spellEnd"/>
       <w:r>
-        <w:t>+</w:t>
-      </w:r>
-      <w:proofErr w:type="gramStart"/>
-      <w:r>
-        <w:t>+){</w:t>
-      </w:r>
-      <w:proofErr w:type="gramEnd"/>
+        <w:t>++){</w:t>
+      </w:r>
       <w:r>
         <w:br/>
         <w:t xml:space="preserve">            if (!visited[</w:t>
@@ -8998,17 +8966,7 @@
           <w:szCs w:val="28"/>
           <w:u w:val="single"/>
         </w:rPr>
-        <w:t>Detect Cycle in a Directed Graph</w:t>
-      </w:r>
-      <w:r>
-        <w:rPr>
-          <w:b/>
-          <w:bCs/>
-          <w:sz w:val="28"/>
-          <w:szCs w:val="28"/>
-          <w:u w:val="single"/>
-        </w:rPr>
-        <w:t xml:space="preserve"> DFS</w:t>
+        <w:t>Detect Cycle in a Directed Graph DFS</w:t>
       </w:r>
     </w:p>
     <w:p>
@@ -9098,6 +9056,7 @@
         <w:rPr>
           <w:i/>
           <w:iCs/>
+          <w:noProof/>
         </w:rPr>
         <w:drawing>
           <wp:inline distT="0" distB="0" distL="0" distR="0" wp14:anchorId="77F4D208" wp14:editId="66CCBF97">
@@ -9219,6 +9178,7 @@
         <w:rPr>
           <w:i/>
           <w:iCs/>
+          <w:noProof/>
         </w:rPr>
         <w:drawing>
           <wp:inline distT="0" distB="0" distL="0" distR="0" wp14:anchorId="6015B286" wp14:editId="3F4C17F6">
@@ -9416,6 +9376,7 @@
         <w:rPr>
           <w:i/>
           <w:iCs/>
+          <w:noProof/>
         </w:rPr>
         <w:drawing>
           <wp:inline distT="0" distB="0" distL="0" distR="0" wp14:anchorId="08D4E0DA" wp14:editId="3F2DA5DF">
@@ -9544,6 +9505,9 @@
     </w:p>
     <w:p>
       <w:r>
+        <w:rPr>
+          <w:noProof/>
+        </w:rPr>
         <w:drawing>
           <wp:inline distT="0" distB="0" distL="0" distR="0" wp14:anchorId="69C2C5DD" wp14:editId="5F034D1D">
             <wp:extent cx="6548120" cy="6341110"/>
@@ -10259,12 +10223,3753 @@
       </w:r>
     </w:p>
     <w:p/>
+    <w:p>
+      <w:pPr>
+        <w:rPr>
+          <w:b/>
+          <w:bCs/>
+          <w:sz w:val="28"/>
+          <w:szCs w:val="28"/>
+          <w:u w:val="single"/>
+        </w:rPr>
+      </w:pPr>
+      <w:r>
+        <w:rPr>
+          <w:b/>
+          <w:bCs/>
+          <w:sz w:val="28"/>
+          <w:szCs w:val="28"/>
+          <w:u w:val="single"/>
+        </w:rPr>
+        <w:t>Topological Sorting (Kahn's BFS Based Algortihm)</w:t>
+      </w:r>
+    </w:p>
+    <w:p>
+      <w:r>
+        <w:t>Topological sorting for </w:t>
+      </w:r>
+      <w:r>
+        <w:rPr>
+          <w:b/>
+          <w:bCs/>
+        </w:rPr>
+        <w:t>D</w:t>
+      </w:r>
+      <w:r>
+        <w:t>irected </w:t>
+      </w:r>
+      <w:r>
+        <w:rPr>
+          <w:b/>
+          <w:bCs/>
+        </w:rPr>
+        <w:t>A</w:t>
+      </w:r>
+      <w:r>
+        <w:t>cyclic </w:t>
+      </w:r>
+      <w:r>
+        <w:rPr>
+          <w:b/>
+          <w:bCs/>
+        </w:rPr>
+        <w:t>G</w:t>
+      </w:r>
+      <w:r>
+        <w:t xml:space="preserve">raph (DAG) is a linear ordering of vertices such that for every directed edge </w:t>
+      </w:r>
+      <w:proofErr w:type="spellStart"/>
+      <w:r>
+        <w:t>uv</w:t>
+      </w:r>
+      <w:proofErr w:type="spellEnd"/>
+      <w:r>
+        <w:t>, vertex u comes before v in the ordering. Topological Sorting for a graph is not possible if the graph is not a DAG.</w:t>
+      </w:r>
+    </w:p>
+    <w:p>
+      <w:r>
+        <w:br/>
+        <w:t xml:space="preserve">For example, a topological sorting of the following graph is “5 4 2 3 1 </w:t>
+      </w:r>
+      <w:proofErr w:type="gramStart"/>
+      <w:r>
+        <w:t>0?.</w:t>
+      </w:r>
+      <w:proofErr w:type="gramEnd"/>
+      <w:r>
+        <w:t xml:space="preserve"> There can be more than one topological sorting for a graph. For example, another topological sorting of the following graph is “4 5 2 0 3 1". The first vertex in topological sorting is always a vertex with an in-degree of 0 (a vertex with no incoming edges).</w:t>
+      </w:r>
+      <w:r>
+        <w:br/>
+        <w:t> </w:t>
+      </w:r>
+      <w:r>
+        <w:drawing>
+          <wp:inline distT="0" distB="0" distL="0" distR="0" wp14:anchorId="08CDD1B8" wp14:editId="3EA40B14">
+            <wp:extent cx="3776870" cy="3046179"/>
+            <wp:effectExtent l="0" t="0" r="0" b="1905"/>
+            <wp:docPr id="1831591822" name="Picture 6" descr="graph"/>
+            <wp:cNvGraphicFramePr>
+              <a:graphicFrameLocks xmlns:a="http://schemas.openxmlformats.org/drawingml/2006/main" noChangeAspect="1"/>
+            </wp:cNvGraphicFramePr>
+            <a:graphic xmlns:a="http://schemas.openxmlformats.org/drawingml/2006/main">
+              <a:graphicData uri="http://schemas.openxmlformats.org/drawingml/2006/picture">
+                <pic:pic xmlns:pic="http://schemas.openxmlformats.org/drawingml/2006/picture">
+                  <pic:nvPicPr>
+                    <pic:cNvPr id="0" name="Picture 16" descr="graph"/>
+                    <pic:cNvPicPr>
+                      <a:picLocks noChangeAspect="1" noChangeArrowheads="1"/>
+                    </pic:cNvPicPr>
+                  </pic:nvPicPr>
+                  <pic:blipFill>
+                    <a:blip r:embed="rId7">
+                      <a:extLst>
+                        <a:ext uri="{28A0092B-C50C-407E-A947-70E740481C1C}">
+                          <a14:useLocalDpi xmlns:a14="http://schemas.microsoft.com/office/drawing/2010/main" val="0"/>
+                        </a:ext>
+                      </a:extLst>
+                    </a:blip>
+                    <a:srcRect/>
+                    <a:stretch>
+                      <a:fillRect/>
+                    </a:stretch>
+                  </pic:blipFill>
+                  <pic:spPr bwMode="auto">
+                    <a:xfrm>
+                      <a:off x="0" y="0"/>
+                      <a:ext cx="3790201" cy="3056931"/>
+                    </a:xfrm>
+                    <a:prstGeom prst="rect">
+                      <a:avLst/>
+                    </a:prstGeom>
+                    <a:noFill/>
+                    <a:ln>
+                      <a:noFill/>
+                    </a:ln>
+                  </pic:spPr>
+                </pic:pic>
+              </a:graphicData>
+            </a:graphic>
+          </wp:inline>
+        </w:drawing>
+      </w:r>
+    </w:p>
+    <w:p>
+      <w:r>
+        <w:t>Let's look at a few examples with proper explanation, </w:t>
+      </w:r>
+    </w:p>
+    <w:p>
+      <w:r>
+        <w:rPr>
+          <w:b/>
+          <w:bCs/>
+        </w:rPr>
+        <w:lastRenderedPageBreak/>
+        <w:t>Example:</w:t>
+      </w:r>
+      <w:r>
+        <w:t> </w:t>
+      </w:r>
+    </w:p>
+    <w:p>
+      <w:pPr>
+        <w:rPr>
+          <w:i/>
+          <w:iCs/>
+        </w:rPr>
+      </w:pPr>
+      <w:r>
+        <w:rPr>
+          <w:b/>
+          <w:bCs/>
+          <w:i/>
+          <w:iCs/>
+        </w:rPr>
+        <w:t>Input:</w:t>
+      </w:r>
+      <w:r>
+        <w:rPr>
+          <w:i/>
+          <w:iCs/>
+        </w:rPr>
+        <w:t> </w:t>
+      </w:r>
+    </w:p>
+    <w:p>
+      <w:pPr>
+        <w:rPr>
+          <w:i/>
+          <w:iCs/>
+        </w:rPr>
+      </w:pPr>
+      <w:r>
+        <w:rPr>
+          <w:i/>
+          <w:iCs/>
+        </w:rPr>
+        <w:drawing>
+          <wp:inline distT="0" distB="0" distL="0" distR="0" wp14:anchorId="5AF32229" wp14:editId="471499E6">
+            <wp:extent cx="1895061" cy="1580352"/>
+            <wp:effectExtent l="0" t="0" r="0" b="1270"/>
+            <wp:docPr id="228766483" name="Picture 5"/>
+            <wp:cNvGraphicFramePr>
+              <a:graphicFrameLocks xmlns:a="http://schemas.openxmlformats.org/drawingml/2006/main" noChangeAspect="1"/>
+            </wp:cNvGraphicFramePr>
+            <a:graphic xmlns:a="http://schemas.openxmlformats.org/drawingml/2006/main">
+              <a:graphicData uri="http://schemas.openxmlformats.org/drawingml/2006/picture">
+                <pic:pic xmlns:pic="http://schemas.openxmlformats.org/drawingml/2006/picture">
+                  <pic:nvPicPr>
+                    <pic:cNvPr id="0" name="Picture 17"/>
+                    <pic:cNvPicPr>
+                      <a:picLocks noChangeAspect="1" noChangeArrowheads="1"/>
+                    </pic:cNvPicPr>
+                  </pic:nvPicPr>
+                  <pic:blipFill>
+                    <a:blip r:embed="rId57">
+                      <a:extLst>
+                        <a:ext uri="{28A0092B-C50C-407E-A947-70E740481C1C}">
+                          <a14:useLocalDpi xmlns:a14="http://schemas.microsoft.com/office/drawing/2010/main" val="0"/>
+                        </a:ext>
+                      </a:extLst>
+                    </a:blip>
+                    <a:srcRect/>
+                    <a:stretch>
+                      <a:fillRect/>
+                    </a:stretch>
+                  </pic:blipFill>
+                  <pic:spPr bwMode="auto">
+                    <a:xfrm>
+                      <a:off x="0" y="0"/>
+                      <a:ext cx="1896268" cy="1581358"/>
+                    </a:xfrm>
+                    <a:prstGeom prst="rect">
+                      <a:avLst/>
+                    </a:prstGeom>
+                    <a:noFill/>
+                    <a:ln>
+                      <a:noFill/>
+                    </a:ln>
+                  </pic:spPr>
+                </pic:pic>
+              </a:graphicData>
+            </a:graphic>
+          </wp:inline>
+        </w:drawing>
+      </w:r>
+    </w:p>
+    <w:p>
+      <w:pPr>
+        <w:rPr>
+          <w:i/>
+          <w:iCs/>
+        </w:rPr>
+      </w:pPr>
+      <w:r>
+        <w:rPr>
+          <w:i/>
+          <w:iCs/>
+        </w:rPr>
+        <w:br/>
+      </w:r>
+      <w:r>
+        <w:rPr>
+          <w:b/>
+          <w:bCs/>
+          <w:i/>
+          <w:iCs/>
+        </w:rPr>
+        <w:t>Output:</w:t>
+      </w:r>
+      <w:r>
+        <w:rPr>
+          <w:i/>
+          <w:iCs/>
+        </w:rPr>
+        <w:t xml:space="preserve"> 5 4 2 3 1 0 </w:t>
+      </w:r>
+      <w:r>
+        <w:rPr>
+          <w:i/>
+          <w:iCs/>
+        </w:rPr>
+        <w:br/>
+      </w:r>
+      <w:r>
+        <w:rPr>
+          <w:b/>
+          <w:bCs/>
+          <w:i/>
+          <w:iCs/>
+        </w:rPr>
+        <w:t>Explanation:</w:t>
+      </w:r>
+      <w:r>
+        <w:rPr>
+          <w:i/>
+          <w:iCs/>
+        </w:rPr>
+        <w:t xml:space="preserve"> The topological sorting of a DAG is done in </w:t>
+      </w:r>
+      <w:proofErr w:type="gramStart"/>
+      <w:r>
+        <w:rPr>
+          <w:i/>
+          <w:iCs/>
+        </w:rPr>
+        <w:t>a</w:t>
+      </w:r>
+      <w:proofErr w:type="gramEnd"/>
+      <w:r>
+        <w:rPr>
+          <w:i/>
+          <w:iCs/>
+        </w:rPr>
+        <w:t xml:space="preserve"> order such that for every directed edge </w:t>
+      </w:r>
+      <w:proofErr w:type="spellStart"/>
+      <w:r>
+        <w:rPr>
+          <w:i/>
+          <w:iCs/>
+        </w:rPr>
+        <w:t>uv</w:t>
+      </w:r>
+      <w:proofErr w:type="spellEnd"/>
+      <w:r>
+        <w:rPr>
+          <w:i/>
+          <w:iCs/>
+        </w:rPr>
+        <w:t>, vertex u comes before v in the ordering. 5 has no incoming edge. 4 has no incoming edge, 2 and 0 have incoming edge from 4 and 5 and 1 is placed at last.</w:t>
+      </w:r>
+      <w:r>
+        <w:rPr>
+          <w:i/>
+          <w:iCs/>
+        </w:rPr>
+        <w:br/>
+      </w:r>
+      <w:r>
+        <w:rPr>
+          <w:b/>
+          <w:bCs/>
+          <w:i/>
+          <w:iCs/>
+        </w:rPr>
+        <w:t>Input:</w:t>
+      </w:r>
+      <w:r>
+        <w:rPr>
+          <w:i/>
+          <w:iCs/>
+        </w:rPr>
+        <w:t> </w:t>
+      </w:r>
+    </w:p>
+    <w:p>
+      <w:pPr>
+        <w:rPr>
+          <w:i/>
+          <w:iCs/>
+        </w:rPr>
+      </w:pPr>
+      <w:r>
+        <w:rPr>
+          <w:i/>
+          <w:iCs/>
+        </w:rPr>
+        <w:drawing>
+          <wp:inline distT="0" distB="0" distL="0" distR="0" wp14:anchorId="3C726014" wp14:editId="0716B541">
+            <wp:extent cx="1534795" cy="1534795"/>
+            <wp:effectExtent l="0" t="0" r="8255" b="8255"/>
+            <wp:docPr id="41853725" name="Picture 4"/>
+            <wp:cNvGraphicFramePr>
+              <a:graphicFrameLocks xmlns:a="http://schemas.openxmlformats.org/drawingml/2006/main" noChangeAspect="1"/>
+            </wp:cNvGraphicFramePr>
+            <a:graphic xmlns:a="http://schemas.openxmlformats.org/drawingml/2006/main">
+              <a:graphicData uri="http://schemas.openxmlformats.org/drawingml/2006/picture">
+                <pic:pic xmlns:pic="http://schemas.openxmlformats.org/drawingml/2006/picture">
+                  <pic:nvPicPr>
+                    <pic:cNvPr id="0" name="Picture 18"/>
+                    <pic:cNvPicPr>
+                      <a:picLocks noChangeAspect="1" noChangeArrowheads="1"/>
+                    </pic:cNvPicPr>
+                  </pic:nvPicPr>
+                  <pic:blipFill>
+                    <a:blip r:embed="rId58">
+                      <a:extLst>
+                        <a:ext uri="{28A0092B-C50C-407E-A947-70E740481C1C}">
+                          <a14:useLocalDpi xmlns:a14="http://schemas.microsoft.com/office/drawing/2010/main" val="0"/>
+                        </a:ext>
+                      </a:extLst>
+                    </a:blip>
+                    <a:srcRect/>
+                    <a:stretch>
+                      <a:fillRect/>
+                    </a:stretch>
+                  </pic:blipFill>
+                  <pic:spPr bwMode="auto">
+                    <a:xfrm>
+                      <a:off x="0" y="0"/>
+                      <a:ext cx="1534795" cy="1534795"/>
+                    </a:xfrm>
+                    <a:prstGeom prst="rect">
+                      <a:avLst/>
+                    </a:prstGeom>
+                    <a:noFill/>
+                    <a:ln>
+                      <a:noFill/>
+                    </a:ln>
+                  </pic:spPr>
+                </pic:pic>
+              </a:graphicData>
+            </a:graphic>
+          </wp:inline>
+        </w:drawing>
+      </w:r>
+    </w:p>
+    <w:p>
+      <w:pPr>
+        <w:rPr>
+          <w:i/>
+          <w:iCs/>
+        </w:rPr>
+      </w:pPr>
+      <w:r>
+        <w:rPr>
+          <w:i/>
+          <w:iCs/>
+        </w:rPr>
+        <w:br/>
+      </w:r>
+      <w:r>
+        <w:rPr>
+          <w:b/>
+          <w:bCs/>
+          <w:i/>
+          <w:iCs/>
+        </w:rPr>
+        <w:t>Output:</w:t>
+      </w:r>
+      <w:r>
+        <w:rPr>
+          <w:i/>
+          <w:iCs/>
+        </w:rPr>
+        <w:t xml:space="preserve"> 0 3 4 1 2 </w:t>
+      </w:r>
+      <w:r>
+        <w:rPr>
+          <w:i/>
+          <w:iCs/>
+        </w:rPr>
+        <w:br/>
+      </w:r>
+      <w:r>
+        <w:rPr>
+          <w:b/>
+          <w:bCs/>
+          <w:i/>
+          <w:iCs/>
+        </w:rPr>
+        <w:t>Explanation:</w:t>
+      </w:r>
+      <w:r>
+        <w:rPr>
+          <w:i/>
+          <w:iCs/>
+        </w:rPr>
+        <w:t xml:space="preserve"> 0 and 3 have no incoming edge, 4 and 1 has incoming edge from 0 and 3. 2 is placed at last. </w:t>
+      </w:r>
+    </w:p>
+    <w:p>
+      <w:r>
+        <w:br/>
+        <w:t>A </w:t>
+      </w:r>
+      <w:hyperlink r:id="rId59" w:tgtFrame="_blank" w:history="1">
+        <w:r>
+          <w:rPr>
+            <w:rStyle w:val="Hyperlink"/>
+          </w:rPr>
+          <w:t>DFS based solution to find a topological sort</w:t>
+        </w:r>
+      </w:hyperlink>
+      <w:r>
+        <w:t> has already been discussed.</w:t>
+      </w:r>
+    </w:p>
+    <w:p>
+      <w:r>
+        <w:br/>
+      </w:r>
+      <w:r>
+        <w:rPr>
+          <w:b/>
+          <w:bCs/>
+          <w:u w:val="single"/>
+        </w:rPr>
+        <w:t>Solution</w:t>
+      </w:r>
+      <w:r>
+        <w:rPr>
+          <w:b/>
+          <w:bCs/>
+        </w:rPr>
+        <w:t>: </w:t>
+      </w:r>
+      <w:r>
+        <w:t>In this article, we will see another way to find the linear ordering of vertices in a directed acyclic graph (DAG). The approach is based on the below fact:</w:t>
+      </w:r>
+      <w:r>
+        <w:br/>
+      </w:r>
+      <w:r>
+        <w:rPr>
+          <w:b/>
+          <w:bCs/>
+        </w:rPr>
+        <w:t>A DAG G has at least one vertex with in-degree 0 and one vertex with out-degree 0</w:t>
+      </w:r>
+      <w:r>
+        <w:t>. </w:t>
+      </w:r>
+      <w:r>
+        <w:br/>
+      </w:r>
+      <w:r>
+        <w:rPr>
+          <w:b/>
+          <w:bCs/>
+        </w:rPr>
+        <w:t>Proof:</w:t>
+      </w:r>
+      <w:r>
+        <w:t xml:space="preserve"> There’s a simple proof to the above fact that a DAG does not contain a cycle which means that all paths will be of finite length. Now let S be the longest path from u(source) to v(destination). Since S is the longest path there can be no incoming edge to u and no outgoing edge from v, if this </w:t>
+      </w:r>
+      <w:r>
+        <w:lastRenderedPageBreak/>
+        <w:t>situation had occurred then S would not have been the longest path </w:t>
+      </w:r>
+      <w:r>
+        <w:br/>
+        <w:t>=&gt; indegree(u) = 0 and outdegree(v) = 0</w:t>
+      </w:r>
+    </w:p>
+    <w:p>
+      <w:r>
+        <w:rPr>
+          <w:b/>
+          <w:bCs/>
+        </w:rPr>
+        <w:t>Intuition:</w:t>
+      </w:r>
+    </w:p>
+    <w:p>
+      <w:r>
+        <w:t>Topological sorting is a kind of dependencies problem so, we can start with the tasks which do not have any dependencies and can be done straight away or simply if we talk about in the term of node, </w:t>
+      </w:r>
+    </w:p>
+    <w:p>
+      <w:pPr>
+        <w:numPr>
+          <w:ilvl w:val="0"/>
+          <w:numId w:val="35"/>
+        </w:numPr>
+      </w:pPr>
+      <w:r>
+        <w:t>We will always try to execute those nodes that have outdegree 0. </w:t>
+      </w:r>
+    </w:p>
+    <w:p>
+      <w:pPr>
+        <w:numPr>
+          <w:ilvl w:val="0"/>
+          <w:numId w:val="35"/>
+        </w:numPr>
+      </w:pPr>
+      <w:r>
+        <w:t>Then after execution of all those 0 outdegrees, we will execute which are directly dependent on currently resolved tasks (currently resolved tasks' outdegrees will become 0 now) and so on will execute all other tasks. </w:t>
+      </w:r>
+    </w:p>
+    <w:p>
+      <w:r>
+        <w:t>We look closely we are doing these executions are done level-wise or in a Breadth-first search (BFS) manner. Similarly, we can also perform the same task for indegree=0.</w:t>
+      </w:r>
+    </w:p>
+    <w:p>
+      <w:r>
+        <w:br/>
+      </w:r>
+      <w:r>
+        <w:rPr>
+          <w:b/>
+          <w:bCs/>
+        </w:rPr>
+        <w:t>Algorithm:</w:t>
+      </w:r>
+      <w:r>
+        <w:t> Steps involved in finding the topological ordering of a DAG: </w:t>
+      </w:r>
+      <w:r>
+        <w:br/>
+      </w:r>
+      <w:r>
+        <w:rPr>
+          <w:b/>
+          <w:bCs/>
+        </w:rPr>
+        <w:t>Step-1:</w:t>
+      </w:r>
+      <w:r>
+        <w:t> Compute in-degree (number of incoming edges) for each of the vertex present in the DAG and initialize the count of visited nodes as 0.</w:t>
+      </w:r>
+      <w:r>
+        <w:br/>
+      </w:r>
+      <w:r>
+        <w:rPr>
+          <w:b/>
+          <w:bCs/>
+        </w:rPr>
+        <w:t>Step-2: </w:t>
+      </w:r>
+      <w:r>
+        <w:t>Pick all the vertices with in-degree as 0 and add them into a queue (Enqueue operation)</w:t>
+      </w:r>
+      <w:r>
+        <w:br/>
+      </w:r>
+      <w:r>
+        <w:rPr>
+          <w:b/>
+          <w:bCs/>
+        </w:rPr>
+        <w:t>Step-3:</w:t>
+      </w:r>
+      <w:r>
+        <w:t> Remove a vertex from the queue (Dequeue operation) and then. </w:t>
+      </w:r>
+      <w:r>
+        <w:br/>
+        <w:t> </w:t>
+      </w:r>
+    </w:p>
+    <w:p>
+      <w:pPr>
+        <w:numPr>
+          <w:ilvl w:val="0"/>
+          <w:numId w:val="36"/>
+        </w:numPr>
+      </w:pPr>
+      <w:r>
+        <w:t>Increment the count of visited nodes by 1.</w:t>
+      </w:r>
+    </w:p>
+    <w:p>
+      <w:pPr>
+        <w:numPr>
+          <w:ilvl w:val="0"/>
+          <w:numId w:val="36"/>
+        </w:numPr>
+      </w:pPr>
+      <w:r>
+        <w:t>Decrease in-degree by 1 for all its neighbouring nodes.</w:t>
+      </w:r>
+    </w:p>
+    <w:p>
+      <w:pPr>
+        <w:numPr>
+          <w:ilvl w:val="0"/>
+          <w:numId w:val="36"/>
+        </w:numPr>
+      </w:pPr>
+      <w:r>
+        <w:t>If the in-degree of neighbouring nodes is reduced to zero, then add it to the queue.</w:t>
+      </w:r>
+    </w:p>
+    <w:p>
+      <w:r>
+        <w:br/>
+      </w:r>
+      <w:r>
+        <w:rPr>
+          <w:b/>
+          <w:bCs/>
+        </w:rPr>
+        <w:t>Step 4:</w:t>
+      </w:r>
+      <w:r>
+        <w:t> Repeat Step 3 until the queue is empty.</w:t>
+      </w:r>
+      <w:r>
+        <w:br/>
+      </w:r>
+      <w:r>
+        <w:rPr>
+          <w:b/>
+          <w:bCs/>
+        </w:rPr>
+        <w:t>Step 5: </w:t>
+      </w:r>
+      <w:r>
+        <w:t>If the count of visited nodes is </w:t>
+      </w:r>
+      <w:r>
+        <w:rPr>
+          <w:b/>
+          <w:bCs/>
+        </w:rPr>
+        <w:t>not</w:t>
+      </w:r>
+      <w:r>
+        <w:t xml:space="preserve"> equal to the number of nodes in the </w:t>
+      </w:r>
+      <w:proofErr w:type="gramStart"/>
+      <w:r>
+        <w:t>graph</w:t>
+      </w:r>
+      <w:proofErr w:type="gramEnd"/>
+      <w:r>
+        <w:t xml:space="preserve"> then the topological sort is not possible for the given graph.</w:t>
+      </w:r>
+      <w:r>
+        <w:br/>
+      </w:r>
+      <w:r>
+        <w:rPr>
+          <w:b/>
+          <w:bCs/>
+        </w:rPr>
+        <w:t>How to find the in-degree of each node?</w:t>
+      </w:r>
+      <w:r>
+        <w:t> </w:t>
+      </w:r>
+      <w:r>
+        <w:br/>
+        <w:t>There are 2 ways to calculate in-degree of every vertex: </w:t>
+      </w:r>
+      <w:r>
+        <w:br/>
+        <w:t> </w:t>
+      </w:r>
+    </w:p>
+    <w:p>
+      <w:pPr>
+        <w:numPr>
+          <w:ilvl w:val="0"/>
+          <w:numId w:val="37"/>
+        </w:numPr>
+      </w:pPr>
+      <w:r>
+        <w:t>Take an in-degree array which will keep track of </w:t>
+      </w:r>
+      <w:r>
+        <w:br/>
+        <w:t>Traverse the array of edges and simply increase the counter of the destination node by 1. </w:t>
+      </w:r>
+      <w:r>
+        <w:br/>
+        <w:t> </w:t>
+      </w:r>
+    </w:p>
+    <w:p>
+      <w:r>
+        <w:t>for each node in Nodes</w:t>
+      </w:r>
+    </w:p>
+    <w:p>
+      <w:r>
+        <w:t xml:space="preserve">    indegree[node] = 0;</w:t>
+      </w:r>
+    </w:p>
+    <w:p>
+      <w:r>
+        <w:t xml:space="preserve">for each </w:t>
+      </w:r>
+      <w:proofErr w:type="gramStart"/>
+      <w:r>
+        <w:t>edge(</w:t>
+      </w:r>
+      <w:proofErr w:type="spellStart"/>
+      <w:proofErr w:type="gramEnd"/>
+      <w:r>
+        <w:t>src</w:t>
+      </w:r>
+      <w:proofErr w:type="spellEnd"/>
+      <w:r>
+        <w:t xml:space="preserve">, </w:t>
+      </w:r>
+      <w:proofErr w:type="spellStart"/>
+      <w:r>
+        <w:t>dest</w:t>
+      </w:r>
+      <w:proofErr w:type="spellEnd"/>
+      <w:r>
+        <w:t>) in Edges</w:t>
+      </w:r>
+    </w:p>
+    <w:p>
+      <w:r>
+        <w:lastRenderedPageBreak/>
+        <w:t xml:space="preserve">    indegree[</w:t>
+      </w:r>
+      <w:proofErr w:type="spellStart"/>
+      <w:r>
+        <w:t>dest</w:t>
+      </w:r>
+      <w:proofErr w:type="spellEnd"/>
+      <w:r>
+        <w:t>]++</w:t>
+      </w:r>
+    </w:p>
+    <w:p>
+      <w:pPr>
+        <w:numPr>
+          <w:ilvl w:val="0"/>
+          <w:numId w:val="38"/>
+        </w:numPr>
+      </w:pPr>
+      <w:r>
+        <w:t>Time Complexity: O(V+E)</w:t>
+      </w:r>
+    </w:p>
+    <w:p>
+      <w:pPr>
+        <w:numPr>
+          <w:ilvl w:val="0"/>
+          <w:numId w:val="38"/>
+        </w:numPr>
+      </w:pPr>
+      <w:r>
+        <w:t>Traverse the list for every node and then increment the in-degree of all the nodes connected to it by 1. </w:t>
+      </w:r>
+      <w:r>
+        <w:br/>
+        <w:t> </w:t>
+      </w:r>
+    </w:p>
+    <w:p>
+      <w:r>
+        <w:t xml:space="preserve">    for each node in Nodes</w:t>
+      </w:r>
+    </w:p>
+    <w:p>
+      <w:r>
+        <w:t xml:space="preserve">        If (list[node</w:t>
+      </w:r>
+      <w:proofErr w:type="gramStart"/>
+      <w:r>
+        <w:t>].size</w:t>
+      </w:r>
+      <w:proofErr w:type="gramEnd"/>
+      <w:r>
+        <w:t>(</w:t>
+      </w:r>
+      <w:proofErr w:type="gramStart"/>
+      <w:r>
+        <w:t>)!=</w:t>
+      </w:r>
+      <w:proofErr w:type="gramEnd"/>
+      <w:r>
+        <w:t>0) then</w:t>
+      </w:r>
+    </w:p>
+    <w:p>
+      <w:r>
+        <w:t xml:space="preserve">        for each </w:t>
+      </w:r>
+      <w:proofErr w:type="spellStart"/>
+      <w:r>
+        <w:t>dest</w:t>
+      </w:r>
+      <w:proofErr w:type="spellEnd"/>
+      <w:r>
+        <w:t xml:space="preserve"> in list</w:t>
+      </w:r>
+    </w:p>
+    <w:p>
+      <w:r>
+        <w:t xml:space="preserve">            indegree[</w:t>
+      </w:r>
+      <w:proofErr w:type="spellStart"/>
+      <w:r>
+        <w:t>dest</w:t>
+      </w:r>
+      <w:proofErr w:type="spellEnd"/>
+      <w:r>
+        <w:t>]++;</w:t>
+      </w:r>
+    </w:p>
+    <w:p>
+      <w:pPr>
+        <w:numPr>
+          <w:ilvl w:val="0"/>
+          <w:numId w:val="39"/>
+        </w:numPr>
+      </w:pPr>
+      <w:r>
+        <w:t xml:space="preserve">Time Complexity: The outer for loop will be executed V number of times and the inner for loop will be executed E number of times, </w:t>
+      </w:r>
+      <w:proofErr w:type="gramStart"/>
+      <w:r>
+        <w:t>Thus</w:t>
+      </w:r>
+      <w:proofErr w:type="gramEnd"/>
+      <w:r>
+        <w:t xml:space="preserve"> overall time complexity is O(V+E).</w:t>
+      </w:r>
+      <w:r>
+        <w:br/>
+        <w:t>The overall time complexity of the algorithm is O(V+E)</w:t>
+      </w:r>
+    </w:p>
+    <w:p>
+      <w:r>
+        <w:br/>
+        <w:t>Below is the implementation of the above algorithm. The implementation uses method 2 discussed above for finding in degrees. </w:t>
+      </w:r>
+    </w:p>
+    <w:p>
+      <w:r>
+        <w:t>public class _</w:t>
+      </w:r>
+      <w:r>
+        <w:rPr>
+          <w:b/>
+          <w:bCs/>
+        </w:rPr>
+        <w:t>12TopologicalSorting</w:t>
+      </w:r>
+      <w:r>
+        <w:t>_KahnS_BFSBased_Algorithm {</w:t>
+      </w:r>
+      <w:r>
+        <w:br/>
+        <w:t xml:space="preserve">    public void </w:t>
+      </w:r>
+      <w:proofErr w:type="spellStart"/>
+      <w:r>
+        <w:t>topologicalSorting</w:t>
+      </w:r>
+      <w:proofErr w:type="spellEnd"/>
+      <w:r>
+        <w:t xml:space="preserve">(List&lt;List&lt;Integer&gt;&gt; </w:t>
+      </w:r>
+      <w:proofErr w:type="spellStart"/>
+      <w:r>
+        <w:t>adj,int</w:t>
+      </w:r>
+      <w:proofErr w:type="spellEnd"/>
+      <w:r>
+        <w:t xml:space="preserve"> vertices){</w:t>
+      </w:r>
+      <w:r>
+        <w:br/>
+        <w:t xml:space="preserve">        // Store incoming edge count for each vertex</w:t>
+      </w:r>
+      <w:r>
+        <w:br/>
+        <w:t xml:space="preserve">        int[] </w:t>
+      </w:r>
+      <w:proofErr w:type="spellStart"/>
+      <w:r>
+        <w:t>inDegree</w:t>
+      </w:r>
+      <w:proofErr w:type="spellEnd"/>
+      <w:r>
+        <w:t xml:space="preserve"> = new int[vertices];</w:t>
+      </w:r>
+      <w:r>
+        <w:br/>
+      </w:r>
+      <w:r>
+        <w:br/>
+        <w:t xml:space="preserve">        for (int </w:t>
+      </w:r>
+      <w:proofErr w:type="spellStart"/>
+      <w:r>
+        <w:t>i</w:t>
+      </w:r>
+      <w:proofErr w:type="spellEnd"/>
+      <w:r>
+        <w:t xml:space="preserve"> = 0 ; </w:t>
+      </w:r>
+      <w:proofErr w:type="spellStart"/>
+      <w:r>
+        <w:t>i</w:t>
+      </w:r>
+      <w:proofErr w:type="spellEnd"/>
+      <w:r>
+        <w:t xml:space="preserve"> &lt; vertices ; </w:t>
+      </w:r>
+      <w:proofErr w:type="spellStart"/>
+      <w:r>
+        <w:t>i</w:t>
+      </w:r>
+      <w:proofErr w:type="spellEnd"/>
+      <w:r>
+        <w:t>++){</w:t>
+      </w:r>
+      <w:r>
+        <w:br/>
+        <w:t xml:space="preserve">            for (int v : </w:t>
+      </w:r>
+      <w:proofErr w:type="spellStart"/>
+      <w:r>
+        <w:t>adj.get</w:t>
+      </w:r>
+      <w:proofErr w:type="spellEnd"/>
+      <w:r>
+        <w:t>(</w:t>
+      </w:r>
+      <w:proofErr w:type="spellStart"/>
+      <w:r>
+        <w:t>i</w:t>
+      </w:r>
+      <w:proofErr w:type="spellEnd"/>
+      <w:r>
+        <w:t>)){</w:t>
+      </w:r>
+      <w:r>
+        <w:br/>
+        <w:t xml:space="preserve">                // One edge is coming into vertex v</w:t>
+      </w:r>
+      <w:r>
+        <w:br/>
+        <w:t xml:space="preserve">                </w:t>
+      </w:r>
+      <w:proofErr w:type="spellStart"/>
+      <w:r>
+        <w:t>inDegree</w:t>
+      </w:r>
+      <w:proofErr w:type="spellEnd"/>
+      <w:r>
+        <w:t>[v]++;</w:t>
+      </w:r>
+      <w:r>
+        <w:br/>
+        <w:t xml:space="preserve">            }</w:t>
+      </w:r>
+      <w:r>
+        <w:br/>
+        <w:t xml:space="preserve">        }</w:t>
+      </w:r>
+      <w:r>
+        <w:br/>
+      </w:r>
+      <w:r>
+        <w:br/>
+        <w:t xml:space="preserve">        Deque&lt;Integer&gt; queue = new </w:t>
+      </w:r>
+      <w:proofErr w:type="spellStart"/>
+      <w:r>
+        <w:t>ArrayDeque</w:t>
+      </w:r>
+      <w:proofErr w:type="spellEnd"/>
+      <w:r>
+        <w:t>&lt;&gt;();</w:t>
+      </w:r>
+      <w:r>
+        <w:br/>
+      </w:r>
+      <w:r>
+        <w:br/>
+        <w:t xml:space="preserve">        for (int </w:t>
+      </w:r>
+      <w:proofErr w:type="spellStart"/>
+      <w:r>
+        <w:t>i</w:t>
+      </w:r>
+      <w:proofErr w:type="spellEnd"/>
+      <w:r>
+        <w:t xml:space="preserve"> =0 ; </w:t>
+      </w:r>
+      <w:proofErr w:type="spellStart"/>
+      <w:r>
+        <w:t>i</w:t>
+      </w:r>
+      <w:proofErr w:type="spellEnd"/>
+      <w:r>
+        <w:t xml:space="preserve"> &lt; </w:t>
+      </w:r>
+      <w:proofErr w:type="spellStart"/>
+      <w:r>
+        <w:t>inDegree.length</w:t>
+      </w:r>
+      <w:proofErr w:type="spellEnd"/>
+      <w:r>
+        <w:t xml:space="preserve"> ; </w:t>
+      </w:r>
+      <w:proofErr w:type="spellStart"/>
+      <w:r>
+        <w:t>i</w:t>
+      </w:r>
+      <w:proofErr w:type="spellEnd"/>
+      <w:r>
+        <w:t>++){</w:t>
+      </w:r>
+      <w:r>
+        <w:br/>
+        <w:t xml:space="preserve">            if (</w:t>
+      </w:r>
+      <w:proofErr w:type="spellStart"/>
+      <w:r>
+        <w:t>inDegree</w:t>
+      </w:r>
+      <w:proofErr w:type="spellEnd"/>
+      <w:r>
+        <w:t>[</w:t>
+      </w:r>
+      <w:proofErr w:type="spellStart"/>
+      <w:r>
+        <w:t>i</w:t>
+      </w:r>
+      <w:proofErr w:type="spellEnd"/>
+      <w:r>
+        <w:t>]==0){</w:t>
+      </w:r>
+      <w:r>
+        <w:br/>
+        <w:t xml:space="preserve">                // Start with vertices having no incoming edges</w:t>
+      </w:r>
+      <w:r>
+        <w:br/>
+        <w:t xml:space="preserve">                </w:t>
+      </w:r>
+      <w:proofErr w:type="spellStart"/>
+      <w:r>
+        <w:t>queue.add</w:t>
+      </w:r>
+      <w:proofErr w:type="spellEnd"/>
+      <w:r>
+        <w:t>(</w:t>
+      </w:r>
+      <w:proofErr w:type="spellStart"/>
+      <w:r>
+        <w:t>i</w:t>
+      </w:r>
+      <w:proofErr w:type="spellEnd"/>
+      <w:r>
+        <w:t>);</w:t>
+      </w:r>
+      <w:r>
+        <w:br/>
+        <w:t xml:space="preserve">            }</w:t>
+      </w:r>
+      <w:r>
+        <w:br/>
+        <w:t xml:space="preserve">        }</w:t>
+      </w:r>
+      <w:r>
+        <w:br/>
+      </w:r>
+      <w:r>
+        <w:br/>
+      </w:r>
+      <w:r>
+        <w:lastRenderedPageBreak/>
+        <w:t xml:space="preserve">        int </w:t>
+      </w:r>
+      <w:proofErr w:type="spellStart"/>
+      <w:r>
+        <w:t>visitedVertices</w:t>
+      </w:r>
+      <w:proofErr w:type="spellEnd"/>
+      <w:r>
+        <w:t xml:space="preserve"> = 0;</w:t>
+      </w:r>
+      <w:r>
+        <w:br/>
+        <w:t xml:space="preserve">        List&lt;Integer&gt; result = new </w:t>
+      </w:r>
+      <w:proofErr w:type="spellStart"/>
+      <w:r>
+        <w:t>ArrayList</w:t>
+      </w:r>
+      <w:proofErr w:type="spellEnd"/>
+      <w:r>
+        <w:t>&lt;&gt;();</w:t>
+      </w:r>
+      <w:r>
+        <w:br/>
+      </w:r>
+      <w:r>
+        <w:br/>
+        <w:t xml:space="preserve">        while (!</w:t>
+      </w:r>
+      <w:proofErr w:type="spellStart"/>
+      <w:r>
+        <w:t>queue.isEmpty</w:t>
+      </w:r>
+      <w:proofErr w:type="spellEnd"/>
+      <w:r>
+        <w:t>()){</w:t>
+      </w:r>
+      <w:r>
+        <w:br/>
+        <w:t xml:space="preserve">            // Pick the next vertex with zero in-degree</w:t>
+      </w:r>
+      <w:r>
+        <w:br/>
+        <w:t xml:space="preserve">            int </w:t>
+      </w:r>
+      <w:proofErr w:type="spellStart"/>
+      <w:r>
+        <w:t>curr</w:t>
+      </w:r>
+      <w:proofErr w:type="spellEnd"/>
+      <w:r>
+        <w:t xml:space="preserve"> = </w:t>
+      </w:r>
+      <w:proofErr w:type="spellStart"/>
+      <w:r>
+        <w:t>queue.poll</w:t>
+      </w:r>
+      <w:proofErr w:type="spellEnd"/>
+      <w:r>
+        <w:t>();</w:t>
+      </w:r>
+      <w:r>
+        <w:br/>
+        <w:t xml:space="preserve">            </w:t>
+      </w:r>
+      <w:proofErr w:type="spellStart"/>
+      <w:r>
+        <w:t>result.add</w:t>
+      </w:r>
+      <w:proofErr w:type="spellEnd"/>
+      <w:r>
+        <w:t>(</w:t>
+      </w:r>
+      <w:proofErr w:type="spellStart"/>
+      <w:r>
+        <w:t>curr</w:t>
+      </w:r>
+      <w:proofErr w:type="spellEnd"/>
+      <w:r>
+        <w:t>);</w:t>
+      </w:r>
+      <w:r>
+        <w:br/>
+        <w:t xml:space="preserve">            </w:t>
+      </w:r>
+      <w:proofErr w:type="spellStart"/>
+      <w:r>
+        <w:t>visitedVertices</w:t>
+      </w:r>
+      <w:proofErr w:type="spellEnd"/>
+      <w:r>
+        <w:t>++;</w:t>
+      </w:r>
+      <w:r>
+        <w:br/>
+      </w:r>
+      <w:r>
+        <w:br/>
+        <w:t xml:space="preserve">            for (int v : </w:t>
+      </w:r>
+      <w:proofErr w:type="spellStart"/>
+      <w:r>
+        <w:t>adj.get</w:t>
+      </w:r>
+      <w:proofErr w:type="spellEnd"/>
+      <w:r>
+        <w:t>(</w:t>
+      </w:r>
+      <w:proofErr w:type="spellStart"/>
+      <w:r>
+        <w:t>curr</w:t>
+      </w:r>
+      <w:proofErr w:type="spellEnd"/>
+      <w:r>
+        <w:t>)){</w:t>
+      </w:r>
+      <w:r>
+        <w:br/>
+        <w:t xml:space="preserve">                // Remove current vertex's edge from its neighbours</w:t>
+      </w:r>
+      <w:r>
+        <w:br/>
+        <w:t xml:space="preserve">                if (--</w:t>
+      </w:r>
+      <w:proofErr w:type="spellStart"/>
+      <w:r>
+        <w:t>inDegree</w:t>
+      </w:r>
+      <w:proofErr w:type="spellEnd"/>
+      <w:r>
+        <w:t>[v] == 0){</w:t>
+      </w:r>
+      <w:r>
+        <w:br/>
+        <w:t xml:space="preserve">                    // Add neighbour when all its incoming edges are removed</w:t>
+      </w:r>
+      <w:r>
+        <w:br/>
+        <w:t xml:space="preserve">                    </w:t>
+      </w:r>
+      <w:proofErr w:type="spellStart"/>
+      <w:r>
+        <w:t>queue.add</w:t>
+      </w:r>
+      <w:proofErr w:type="spellEnd"/>
+      <w:r>
+        <w:t>(v);</w:t>
+      </w:r>
+      <w:r>
+        <w:br/>
+        <w:t xml:space="preserve">                }</w:t>
+      </w:r>
+      <w:r>
+        <w:br/>
+        <w:t xml:space="preserve">            }</w:t>
+      </w:r>
+      <w:r>
+        <w:br/>
+        <w:t xml:space="preserve">        }</w:t>
+      </w:r>
+      <w:r>
+        <w:br/>
+      </w:r>
+      <w:r>
+        <w:br/>
+        <w:t xml:space="preserve">        if (</w:t>
+      </w:r>
+      <w:proofErr w:type="spellStart"/>
+      <w:r>
+        <w:t>visitedVertices</w:t>
+      </w:r>
+      <w:proofErr w:type="spellEnd"/>
+      <w:r>
+        <w:t xml:space="preserve"> != vertices){</w:t>
+      </w:r>
+      <w:r>
+        <w:br/>
+        <w:t xml:space="preserve">            // If not all vertices are visited, graph has a cycle</w:t>
+      </w:r>
+      <w:r>
+        <w:br/>
+        <w:t xml:space="preserve">            </w:t>
+      </w:r>
+      <w:proofErr w:type="spellStart"/>
+      <w:r>
+        <w:t>System.</w:t>
+      </w:r>
+      <w:r>
+        <w:rPr>
+          <w:i/>
+          <w:iCs/>
+        </w:rPr>
+        <w:t>out</w:t>
+      </w:r>
+      <w:r>
+        <w:t>.println</w:t>
+      </w:r>
+      <w:proofErr w:type="spellEnd"/>
+      <w:r>
+        <w:t>("There is a cyclic exist!");</w:t>
+      </w:r>
+      <w:r>
+        <w:br/>
+        <w:t xml:space="preserve">            return;</w:t>
+      </w:r>
+      <w:r>
+        <w:br/>
+        <w:t xml:space="preserve">        }</w:t>
+      </w:r>
+      <w:r>
+        <w:br/>
+        <w:t xml:space="preserve">        </w:t>
+      </w:r>
+      <w:proofErr w:type="spellStart"/>
+      <w:r>
+        <w:t>System.</w:t>
+      </w:r>
+      <w:r>
+        <w:rPr>
+          <w:i/>
+          <w:iCs/>
+        </w:rPr>
+        <w:t>out</w:t>
+      </w:r>
+      <w:r>
+        <w:t>.println</w:t>
+      </w:r>
+      <w:proofErr w:type="spellEnd"/>
+      <w:r>
+        <w:t>(result);</w:t>
+      </w:r>
+      <w:r>
+        <w:br/>
+      </w:r>
+      <w:r>
+        <w:br/>
+        <w:t xml:space="preserve">    }</w:t>
+      </w:r>
+      <w:r>
+        <w:br/>
+        <w:t>}</w:t>
+      </w:r>
+    </w:p>
+    <w:p>
+      <w:r>
+        <w:rPr>
+          <w:b/>
+          <w:bCs/>
+        </w:rPr>
+        <w:t>Complexity Analysis:</w:t>
+      </w:r>
+      <w:r>
+        <w:t> </w:t>
+      </w:r>
+    </w:p>
+    <w:p>
+      <w:pPr>
+        <w:numPr>
+          <w:ilvl w:val="0"/>
+          <w:numId w:val="40"/>
+        </w:numPr>
+      </w:pPr>
+      <w:r>
+        <w:rPr>
+          <w:b/>
+          <w:bCs/>
+        </w:rPr>
+        <w:t>Time Complexity:</w:t>
+      </w:r>
+      <w:r>
+        <w:t> O(V+E). </w:t>
+      </w:r>
+      <w:r>
+        <w:br/>
+        <w:t>The outer for loop will be executed V number of times and the inner for loop will be executed E number of times.</w:t>
+      </w:r>
+    </w:p>
+    <w:p>
+      <w:pPr>
+        <w:numPr>
+          <w:ilvl w:val="0"/>
+          <w:numId w:val="40"/>
+        </w:numPr>
+      </w:pPr>
+      <w:r>
+        <w:rPr>
+          <w:b/>
+          <w:bCs/>
+        </w:rPr>
+        <w:t>Auxiliary Space:</w:t>
+      </w:r>
+      <w:r>
+        <w:t> O(V). </w:t>
+      </w:r>
+      <w:r>
+        <w:br/>
+        <w:t xml:space="preserve">The queue needs to store all the vertices of the graph. </w:t>
+      </w:r>
+      <w:proofErr w:type="gramStart"/>
+      <w:r>
+        <w:t>So</w:t>
+      </w:r>
+      <w:proofErr w:type="gramEnd"/>
+      <w:r>
+        <w:t xml:space="preserve"> the space required is O(V)</w:t>
+      </w:r>
+    </w:p>
+    <w:p>
+      <w:r>
+        <w:t>The above topological sorting algorithm will only work when the graph doesn't contain any cycle. Although we can modify the above algorithm to detect cycle in the graph.</w:t>
+      </w:r>
+    </w:p>
+    <w:p>
+      <w:pPr>
+        <w:rPr>
+          <w:b/>
+          <w:bCs/>
+          <w:u w:val="single"/>
+        </w:rPr>
+      </w:pPr>
+    </w:p>
+    <w:p>
+      <w:pPr>
+        <w:rPr>
+          <w:b/>
+          <w:bCs/>
+          <w:u w:val="single"/>
+        </w:rPr>
+      </w:pPr>
+    </w:p>
+    <w:p>
+      <w:pPr>
+        <w:rPr>
+          <w:b/>
+          <w:bCs/>
+          <w:u w:val="single"/>
+        </w:rPr>
+      </w:pPr>
+      <w:r>
+        <w:rPr>
+          <w:b/>
+          <w:bCs/>
+          <w:u w:val="single"/>
+        </w:rPr>
+        <w:lastRenderedPageBreak/>
+        <w:t>Detect Cycle in a Directed Graph (Part 2)</w:t>
+      </w:r>
+    </w:p>
+    <w:p>
+      <w:r>
+        <w:t xml:space="preserve"> </w:t>
+      </w:r>
+      <w:r>
+        <w:t>We have discussed a DFS based solution to detect cycle in a directed graph. In this post, BFS based solution is discussed.</w:t>
+      </w:r>
+      <w:r>
+        <w:t xml:space="preserve"> </w:t>
+      </w:r>
+      <w:r>
+        <w:t>The idea is to simply use Kahn's algorithm for Topological Sorting</w:t>
+      </w:r>
+      <w:r>
+        <w:t>.</w:t>
+      </w:r>
+    </w:p>
+    <w:p>
+      <w:r>
+        <w:t>if (</w:t>
+      </w:r>
+      <w:proofErr w:type="spellStart"/>
+      <w:proofErr w:type="gramStart"/>
+      <w:r>
+        <w:t>visitedVertices</w:t>
+      </w:r>
+      <w:proofErr w:type="spellEnd"/>
+      <w:r>
+        <w:t xml:space="preserve"> !</w:t>
+      </w:r>
+      <w:proofErr w:type="gramEnd"/>
+      <w:r>
+        <w:t xml:space="preserve">= </w:t>
+      </w:r>
+      <w:proofErr w:type="gramStart"/>
+      <w:r>
+        <w:t>vertices){</w:t>
+      </w:r>
+      <w:proofErr w:type="gramEnd"/>
+      <w:r>
+        <w:br/>
+        <w:t xml:space="preserve">            // If not all vertices are visited, graph has a cycle</w:t>
+      </w:r>
+      <w:r>
+        <w:br/>
+        <w:t xml:space="preserve">            </w:t>
+      </w:r>
+      <w:proofErr w:type="spellStart"/>
+      <w:r>
+        <w:t>System.</w:t>
+      </w:r>
+      <w:r>
+        <w:rPr>
+          <w:i/>
+          <w:iCs/>
+        </w:rPr>
+        <w:t>out</w:t>
+      </w:r>
+      <w:r>
+        <w:t>.println</w:t>
+      </w:r>
+      <w:proofErr w:type="spellEnd"/>
+      <w:r>
+        <w:t>("There is a cyclic exist!");</w:t>
+      </w:r>
+      <w:r>
+        <w:br/>
+        <w:t xml:space="preserve">            return</w:t>
+      </w:r>
+      <w:r>
+        <w:t xml:space="preserve"> true</w:t>
+      </w:r>
+      <w:r>
+        <w:t>;</w:t>
+      </w:r>
+      <w:r>
+        <w:br/>
+        <w:t>}</w:t>
+      </w:r>
+      <w:r>
+        <w:br/>
+      </w:r>
+      <w:proofErr w:type="spellStart"/>
+      <w:r>
+        <w:t>retuen</w:t>
+      </w:r>
+      <w:proofErr w:type="spellEnd"/>
+      <w:r>
+        <w:t xml:space="preserve"> false;</w:t>
+      </w:r>
+    </w:p>
+    <w:p>
+      <w:pPr>
+        <w:rPr>
+          <w:b/>
+          <w:bCs/>
+          <w:u w:val="single"/>
+        </w:rPr>
+      </w:pPr>
+      <w:r>
+        <w:rPr>
+          <w:b/>
+          <w:bCs/>
+          <w:u w:val="single"/>
+        </w:rPr>
+        <w:t>Topological Sorting Using DFS + Stack</w:t>
+      </w:r>
+    </w:p>
+    <w:p>
+      <w:r>
+        <w:t>The idea is:</w:t>
+      </w:r>
+    </w:p>
+    <w:p>
+      <w:pPr>
+        <w:numPr>
+          <w:ilvl w:val="0"/>
+          <w:numId w:val="41"/>
+        </w:numPr>
+      </w:pPr>
+      <w:r>
+        <w:t>Perform DFS on every unvisited vertex.</w:t>
+      </w:r>
+    </w:p>
+    <w:p>
+      <w:pPr>
+        <w:numPr>
+          <w:ilvl w:val="0"/>
+          <w:numId w:val="41"/>
+        </w:numPr>
+      </w:pPr>
+      <w:r>
+        <w:t>Visit all its neighbors first.</w:t>
+      </w:r>
+    </w:p>
+    <w:p>
+      <w:pPr>
+        <w:numPr>
+          <w:ilvl w:val="0"/>
+          <w:numId w:val="41"/>
+        </w:numPr>
+      </w:pPr>
+      <w:r>
+        <w:t>Once all neighbors are processed, push the current vertex into a stack.</w:t>
+      </w:r>
+    </w:p>
+    <w:p>
+      <w:pPr>
+        <w:numPr>
+          <w:ilvl w:val="0"/>
+          <w:numId w:val="41"/>
+        </w:numPr>
+      </w:pPr>
+      <w:r>
+        <w:t>Finally, pop the stack (or reverse the order) to get the topological sort.</w:t>
+      </w:r>
+    </w:p>
+    <w:p>
+      <w:r>
+        <w:t>public class _</w:t>
+      </w:r>
+      <w:r>
+        <w:rPr>
+          <w:b/>
+          <w:bCs/>
+        </w:rPr>
+        <w:t>13TopologicalSortingUsingDFS</w:t>
+      </w:r>
+      <w:r>
+        <w:t>_and_Stack {</w:t>
+      </w:r>
+    </w:p>
+    <w:p>
+      <w:r>
+        <w:t xml:space="preserve">    public void </w:t>
+      </w:r>
+      <w:proofErr w:type="spellStart"/>
+      <w:proofErr w:type="gramStart"/>
+      <w:r>
+        <w:t>topologicalSort</w:t>
+      </w:r>
+      <w:proofErr w:type="spellEnd"/>
+      <w:r>
+        <w:t>(</w:t>
+      </w:r>
+      <w:proofErr w:type="gramEnd"/>
+      <w:r>
+        <w:t xml:space="preserve">List&lt;List&lt;Integer&gt;&gt; </w:t>
+      </w:r>
+      <w:proofErr w:type="spellStart"/>
+      <w:proofErr w:type="gramStart"/>
+      <w:r>
+        <w:t>adj,int</w:t>
+      </w:r>
+      <w:proofErr w:type="spellEnd"/>
+      <w:proofErr w:type="gramEnd"/>
+      <w:r>
+        <w:t xml:space="preserve"> </w:t>
+      </w:r>
+      <w:proofErr w:type="gramStart"/>
+      <w:r>
+        <w:t>vertices){</w:t>
+      </w:r>
+      <w:proofErr w:type="gramEnd"/>
+    </w:p>
+    <w:p>
+      <w:r>
+        <w:t xml:space="preserve">        // Track vertices that are already visited</w:t>
+      </w:r>
+    </w:p>
+    <w:p>
+      <w:r>
+        <w:t xml:space="preserve">        </w:t>
+      </w:r>
+      <w:proofErr w:type="spellStart"/>
+      <w:proofErr w:type="gramStart"/>
+      <w:r>
+        <w:t>boolean</w:t>
+      </w:r>
+      <w:proofErr w:type="spellEnd"/>
+      <w:r>
+        <w:t>[</w:t>
+      </w:r>
+      <w:proofErr w:type="gramEnd"/>
+      <w:r>
+        <w:t xml:space="preserve">] visited = new </w:t>
+      </w:r>
+      <w:proofErr w:type="spellStart"/>
+      <w:r>
+        <w:t>boolean</w:t>
+      </w:r>
+      <w:proofErr w:type="spellEnd"/>
+      <w:r>
+        <w:t>[vertices];</w:t>
+      </w:r>
+    </w:p>
+    <w:p>
+      <w:r>
+        <w:t xml:space="preserve">        // Store vertices after finishing their DFS calls</w:t>
+      </w:r>
+    </w:p>
+    <w:p>
+      <w:r>
+        <w:t xml:space="preserve">        Stack&lt;Integer&gt; result = new Stack&lt;</w:t>
+      </w:r>
+      <w:proofErr w:type="gramStart"/>
+      <w:r>
+        <w:t>&gt;(</w:t>
+      </w:r>
+      <w:proofErr w:type="gramEnd"/>
+      <w:r>
+        <w:t>);</w:t>
+      </w:r>
+    </w:p>
+    <w:p/>
+    <w:p>
+      <w:r>
+        <w:t xml:space="preserve">        for (int </w:t>
+      </w:r>
+      <w:proofErr w:type="spellStart"/>
+      <w:r>
+        <w:t>i</w:t>
+      </w:r>
+      <w:proofErr w:type="spellEnd"/>
+      <w:r>
+        <w:t xml:space="preserve"> = </w:t>
+      </w:r>
+      <w:proofErr w:type="gramStart"/>
+      <w:r>
+        <w:t>0 ;</w:t>
+      </w:r>
+      <w:proofErr w:type="gramEnd"/>
+      <w:r>
+        <w:t xml:space="preserve"> </w:t>
+      </w:r>
+      <w:proofErr w:type="spellStart"/>
+      <w:r>
+        <w:t>i</w:t>
+      </w:r>
+      <w:proofErr w:type="spellEnd"/>
+      <w:r>
+        <w:t xml:space="preserve"> &lt; </w:t>
+      </w:r>
+      <w:proofErr w:type="gramStart"/>
+      <w:r>
+        <w:t>vertices ;</w:t>
+      </w:r>
+      <w:proofErr w:type="gramEnd"/>
+      <w:r>
+        <w:t xml:space="preserve"> </w:t>
+      </w:r>
+      <w:proofErr w:type="spellStart"/>
+      <w:r>
+        <w:t>i</w:t>
+      </w:r>
+      <w:proofErr w:type="spellEnd"/>
+      <w:r>
+        <w:t>+</w:t>
+      </w:r>
+      <w:proofErr w:type="gramStart"/>
+      <w:r>
+        <w:t>+){</w:t>
+      </w:r>
+      <w:proofErr w:type="gramEnd"/>
+    </w:p>
+    <w:p>
+      <w:r>
+        <w:t xml:space="preserve">            if </w:t>
+      </w:r>
+      <w:proofErr w:type="gramStart"/>
+      <w:r>
+        <w:t>(!visited</w:t>
+      </w:r>
+      <w:proofErr w:type="gramEnd"/>
+      <w:r>
+        <w:t>[</w:t>
+      </w:r>
+      <w:proofErr w:type="spellStart"/>
+      <w:r>
+        <w:t>i</w:t>
+      </w:r>
+      <w:proofErr w:type="spellEnd"/>
+      <w:proofErr w:type="gramStart"/>
+      <w:r>
+        <w:t>]){</w:t>
+      </w:r>
+      <w:proofErr w:type="gramEnd"/>
+    </w:p>
+    <w:p>
+      <w:r>
+        <w:t xml:space="preserve">                // Run DFS for every unvisited vertex</w:t>
+      </w:r>
+    </w:p>
+    <w:p>
+      <w:r>
+        <w:t xml:space="preserve">                </w:t>
+      </w:r>
+      <w:proofErr w:type="spellStart"/>
+      <w:r>
+        <w:t>dfs</w:t>
+      </w:r>
+      <w:proofErr w:type="spellEnd"/>
+      <w:r>
+        <w:t>(</w:t>
+      </w:r>
+      <w:proofErr w:type="spellStart"/>
+      <w:proofErr w:type="gramStart"/>
+      <w:r>
+        <w:t>adj,i</w:t>
+      </w:r>
+      <w:proofErr w:type="gramEnd"/>
+      <w:r>
+        <w:t>,</w:t>
+      </w:r>
+      <w:proofErr w:type="gramStart"/>
+      <w:r>
+        <w:t>visited,result</w:t>
+      </w:r>
+      <w:proofErr w:type="spellEnd"/>
+      <w:proofErr w:type="gramEnd"/>
+      <w:r>
+        <w:t>);</w:t>
+      </w:r>
+    </w:p>
+    <w:p>
+      <w:r>
+        <w:t xml:space="preserve">            }</w:t>
+      </w:r>
+    </w:p>
+    <w:p>
+      <w:r>
+        <w:t xml:space="preserve">        }</w:t>
+      </w:r>
+    </w:p>
+    <w:p>
+      <w:r>
+        <w:t xml:space="preserve">        while </w:t>
+      </w:r>
+      <w:proofErr w:type="gramStart"/>
+      <w:r>
+        <w:t>(!</w:t>
+      </w:r>
+      <w:proofErr w:type="spellStart"/>
+      <w:r>
+        <w:t>result</w:t>
+      </w:r>
+      <w:proofErr w:type="gramEnd"/>
+      <w:r>
+        <w:t>.</w:t>
+      </w:r>
+      <w:proofErr w:type="gramStart"/>
+      <w:r>
+        <w:t>isEmpty</w:t>
+      </w:r>
+      <w:proofErr w:type="spellEnd"/>
+      <w:r>
+        <w:t>()){</w:t>
+      </w:r>
+      <w:proofErr w:type="gramEnd"/>
+    </w:p>
+    <w:p>
+      <w:r>
+        <w:t xml:space="preserve">            </w:t>
+      </w:r>
+      <w:proofErr w:type="spellStart"/>
+      <w:r>
+        <w:t>System.out.printf</w:t>
+      </w:r>
+      <w:proofErr w:type="spellEnd"/>
+      <w:r>
+        <w:t>(</w:t>
+      </w:r>
+      <w:proofErr w:type="spellStart"/>
+      <w:proofErr w:type="gramStart"/>
+      <w:r>
+        <w:t>result.pop</w:t>
+      </w:r>
+      <w:proofErr w:type="spellEnd"/>
+      <w:r>
+        <w:t>(</w:t>
+      </w:r>
+      <w:proofErr w:type="gramEnd"/>
+      <w:r>
+        <w:t>)+" "</w:t>
+      </w:r>
+      <w:proofErr w:type="gramStart"/>
+      <w:r>
+        <w:t>);</w:t>
+      </w:r>
+      <w:r>
+        <w:t xml:space="preserve">   </w:t>
+      </w:r>
+      <w:proofErr w:type="gramEnd"/>
+      <w:r>
+        <w:t xml:space="preserve">  </w:t>
+      </w:r>
+      <w:r>
+        <w:t xml:space="preserve">            // Stack gives the topological order</w:t>
+      </w:r>
+    </w:p>
+    <w:p>
+      <w:r>
+        <w:lastRenderedPageBreak/>
+        <w:t xml:space="preserve">        }</w:t>
+      </w:r>
+    </w:p>
+    <w:p>
+      <w:r>
+        <w:t xml:space="preserve">    }</w:t>
+      </w:r>
+    </w:p>
+    <w:p/>
+    <w:p>
+      <w:r>
+        <w:t xml:space="preserve">    public void </w:t>
+      </w:r>
+      <w:proofErr w:type="spellStart"/>
+      <w:proofErr w:type="gramStart"/>
+      <w:r>
+        <w:t>dfs</w:t>
+      </w:r>
+      <w:proofErr w:type="spellEnd"/>
+      <w:r>
+        <w:t>(</w:t>
+      </w:r>
+      <w:proofErr w:type="gramEnd"/>
+      <w:r>
+        <w:t xml:space="preserve">List&lt;List&lt;Integer&gt;&gt; </w:t>
+      </w:r>
+      <w:proofErr w:type="spellStart"/>
+      <w:proofErr w:type="gramStart"/>
+      <w:r>
+        <w:t>adj,int</w:t>
+      </w:r>
+      <w:proofErr w:type="spellEnd"/>
+      <w:proofErr w:type="gramEnd"/>
+      <w:r>
+        <w:t xml:space="preserve"> </w:t>
+      </w:r>
+      <w:proofErr w:type="spellStart"/>
+      <w:proofErr w:type="gramStart"/>
+      <w:r>
+        <w:t>start,boolean</w:t>
+      </w:r>
+      <w:proofErr w:type="spellEnd"/>
+      <w:proofErr w:type="gramEnd"/>
+      <w:r>
+        <w:t xml:space="preserve">[] </w:t>
+      </w:r>
+      <w:proofErr w:type="spellStart"/>
+      <w:proofErr w:type="gramStart"/>
+      <w:r>
+        <w:t>visited,Stack</w:t>
+      </w:r>
+      <w:proofErr w:type="spellEnd"/>
+      <w:proofErr w:type="gramEnd"/>
+      <w:r>
+        <w:t xml:space="preserve">&lt;Integer&gt; </w:t>
+      </w:r>
+      <w:proofErr w:type="gramStart"/>
+      <w:r>
+        <w:t>stack){</w:t>
+      </w:r>
+      <w:proofErr w:type="gramEnd"/>
+    </w:p>
+    <w:p>
+      <w:r>
+        <w:t xml:space="preserve">        // Mark current vertex as visited</w:t>
+      </w:r>
+    </w:p>
+    <w:p>
+      <w:r>
+        <w:t xml:space="preserve">        visited[start] = true;</w:t>
+      </w:r>
+    </w:p>
+    <w:p>
+      <w:r>
+        <w:t xml:space="preserve">        for (int </w:t>
+      </w:r>
+      <w:proofErr w:type="gramStart"/>
+      <w:r>
+        <w:t>v :</w:t>
+      </w:r>
+      <w:proofErr w:type="gramEnd"/>
+      <w:r>
+        <w:t xml:space="preserve"> </w:t>
+      </w:r>
+      <w:proofErr w:type="spellStart"/>
+      <w:r>
+        <w:t>adj.get</w:t>
+      </w:r>
+      <w:proofErr w:type="spellEnd"/>
+      <w:r>
+        <w:t>(start</w:t>
+      </w:r>
+      <w:proofErr w:type="gramStart"/>
+      <w:r>
+        <w:t>)){</w:t>
+      </w:r>
+      <w:proofErr w:type="gramEnd"/>
+    </w:p>
+    <w:p>
+      <w:r>
+        <w:t xml:space="preserve">            if </w:t>
+      </w:r>
+      <w:proofErr w:type="gramStart"/>
+      <w:r>
+        <w:t>(!visited</w:t>
+      </w:r>
+      <w:proofErr w:type="gramEnd"/>
+      <w:r>
+        <w:t>[v</w:t>
+      </w:r>
+      <w:proofErr w:type="gramStart"/>
+      <w:r>
+        <w:t>]){</w:t>
+      </w:r>
+      <w:proofErr w:type="gramEnd"/>
+    </w:p>
+    <w:p>
+      <w:r>
+        <w:t xml:space="preserve">                // Visit all unvisited neighbours first</w:t>
+      </w:r>
+    </w:p>
+    <w:p>
+      <w:r>
+        <w:t xml:space="preserve">                </w:t>
+      </w:r>
+      <w:proofErr w:type="spellStart"/>
+      <w:r>
+        <w:t>dfs</w:t>
+      </w:r>
+      <w:proofErr w:type="spellEnd"/>
+      <w:r>
+        <w:t>(</w:t>
+      </w:r>
+      <w:proofErr w:type="spellStart"/>
+      <w:proofErr w:type="gramStart"/>
+      <w:r>
+        <w:t>adj,v</w:t>
+      </w:r>
+      <w:proofErr w:type="gramEnd"/>
+      <w:r>
+        <w:t>,</w:t>
+      </w:r>
+      <w:proofErr w:type="gramStart"/>
+      <w:r>
+        <w:t>visited,stack</w:t>
+      </w:r>
+      <w:proofErr w:type="spellEnd"/>
+      <w:proofErr w:type="gramEnd"/>
+      <w:r>
+        <w:t>);</w:t>
+      </w:r>
+    </w:p>
+    <w:p>
+      <w:r>
+        <w:t xml:space="preserve">            }</w:t>
+      </w:r>
+    </w:p>
+    <w:p>
+      <w:r>
+        <w:t xml:space="preserve">        }</w:t>
+      </w:r>
+    </w:p>
+    <w:p>
+      <w:r>
+        <w:t xml:space="preserve">        // Add vertex after all its neighbours are processed</w:t>
+      </w:r>
+    </w:p>
+    <w:p>
+      <w:pPr>
+        <w:rPr>
+          <w:b/>
+          <w:bCs/>
+          <w:i/>
+          <w:iCs/>
+        </w:rPr>
+      </w:pPr>
+      <w:r>
+        <w:rPr>
+          <w:b/>
+          <w:bCs/>
+          <w:i/>
+          <w:iCs/>
+        </w:rPr>
+        <w:t xml:space="preserve">        </w:t>
+      </w:r>
+      <w:proofErr w:type="spellStart"/>
+      <w:proofErr w:type="gramStart"/>
+      <w:r>
+        <w:rPr>
+          <w:b/>
+          <w:bCs/>
+          <w:i/>
+          <w:iCs/>
+        </w:rPr>
+        <w:t>stack.push</w:t>
+      </w:r>
+      <w:proofErr w:type="spellEnd"/>
+      <w:proofErr w:type="gramEnd"/>
+      <w:r>
+        <w:rPr>
+          <w:b/>
+          <w:bCs/>
+          <w:i/>
+          <w:iCs/>
+        </w:rPr>
+        <w:t>(start);</w:t>
+      </w:r>
+    </w:p>
+    <w:p>
+      <w:r>
+        <w:t xml:space="preserve">    }</w:t>
+      </w:r>
+    </w:p>
+    <w:p>
+      <w:r>
+        <w:t>}</w:t>
+      </w:r>
+    </w:p>
+    <w:p>
+      <w:pPr>
+        <w:rPr>
+          <w:b/>
+          <w:bCs/>
+          <w:sz w:val="28"/>
+          <w:szCs w:val="28"/>
+          <w:u w:val="single"/>
+        </w:rPr>
+      </w:pPr>
+      <w:r>
+        <w:rPr>
+          <w:b/>
+          <w:bCs/>
+          <w:sz w:val="28"/>
+          <w:szCs w:val="28"/>
+          <w:u w:val="single"/>
+        </w:rPr>
+        <w:t>Prim's Minimum Spanning Tree Algorithm</w:t>
+      </w:r>
+    </w:p>
+    <w:p>
+      <w:r>
+        <w:rPr>
+          <w:b/>
+          <w:bCs/>
+        </w:rPr>
+        <w:t>What is Minimum Spanning Tree?</w:t>
+      </w:r>
+    </w:p>
+    <w:p>
+      <w:r>
+        <w:t>Given a connected and undirected graph, a spanning tree of that graph is a subgraph that is a tree and connects all the vertices together. A single graph can have many different spanning trees. A</w:t>
+      </w:r>
+      <w:r>
+        <w:t xml:space="preserve"> </w:t>
+      </w:r>
+      <w:r>
+        <w:t>minimum spanning tree (MST)</w:t>
+      </w:r>
+    </w:p>
+    <w:p>
+      <w:r>
+        <w:t>or minimum weight spanning tree for a weighted, connected and undirected graph is a spanning tree with weight less than or equal to the weight of every other spanning tree. The weight of a spanning tree is the sum of weights given to each edge of the spanning tree.</w:t>
+      </w:r>
+    </w:p>
+    <w:p>
+      <w:r>
+        <w:rPr>
+          <w:b/>
+          <w:bCs/>
+        </w:rPr>
+        <w:t>Number of edges in a minimum spanning tree:</w:t>
+      </w:r>
+    </w:p>
+    <w:p>
+      <w:r>
+        <w:t>A minimum spanning tree has (V – 1) edges where V is the number of vertices in the given graph.</w:t>
+      </w:r>
+    </w:p>
+    <w:p/>
+    <w:p/>
+    <w:p/>
+    <w:p>
+      <w:r>
+        <w:rPr>
+          <w:noProof/>
+        </w:rPr>
+        <w:lastRenderedPageBreak/>
+        <w:drawing>
+          <wp:inline distT="0" distB="0" distL="0" distR="0" wp14:anchorId="766975FF" wp14:editId="1AA75E17">
+            <wp:extent cx="6115685" cy="9173210"/>
+            <wp:effectExtent l="0" t="0" r="0" b="8890"/>
+            <wp:docPr id="167121901" name="Picture 19"/>
+            <wp:cNvGraphicFramePr>
+              <a:graphicFrameLocks xmlns:a="http://schemas.openxmlformats.org/drawingml/2006/main" noChangeAspect="1"/>
+            </wp:cNvGraphicFramePr>
+            <a:graphic xmlns:a="http://schemas.openxmlformats.org/drawingml/2006/main">
+              <a:graphicData uri="http://schemas.openxmlformats.org/drawingml/2006/picture">
+                <pic:pic xmlns:pic="http://schemas.openxmlformats.org/drawingml/2006/picture">
+                  <pic:nvPicPr>
+                    <pic:cNvPr id="0" name="Picture 64"/>
+                    <pic:cNvPicPr>
+                      <a:picLocks noChangeAspect="1" noChangeArrowheads="1"/>
+                    </pic:cNvPicPr>
+                  </pic:nvPicPr>
+                  <pic:blipFill>
+                    <a:blip r:embed="rId60">
+                      <a:extLst>
+                        <a:ext uri="{28A0092B-C50C-407E-A947-70E740481C1C}">
+                          <a14:useLocalDpi xmlns:a14="http://schemas.microsoft.com/office/drawing/2010/main" val="0"/>
+                        </a:ext>
+                      </a:extLst>
+                    </a:blip>
+                    <a:srcRect/>
+                    <a:stretch>
+                      <a:fillRect/>
+                    </a:stretch>
+                  </pic:blipFill>
+                  <pic:spPr bwMode="auto">
+                    <a:xfrm>
+                      <a:off x="0" y="0"/>
+                      <a:ext cx="6115685" cy="9173210"/>
+                    </a:xfrm>
+                    <a:prstGeom prst="rect">
+                      <a:avLst/>
+                    </a:prstGeom>
+                    <a:noFill/>
+                    <a:ln>
+                      <a:noFill/>
+                    </a:ln>
+                  </pic:spPr>
+                </pic:pic>
+              </a:graphicData>
+            </a:graphic>
+          </wp:inline>
+        </w:drawing>
+      </w:r>
+    </w:p>
+    <w:p>
+      <w:r>
+        <w:rPr>
+          <w:b/>
+          <w:bCs/>
+        </w:rPr>
+        <w:lastRenderedPageBreak/>
+        <w:t>Prim's Algorithm</w:t>
+      </w:r>
+    </w:p>
+    <w:p>
+      <w:r>
+        <w:t>Prim’s algorithm is also a </w:t>
+      </w:r>
+      <w:proofErr w:type="gramStart"/>
+      <w:r>
+        <w:t>Greedy</w:t>
+      </w:r>
+      <w:proofErr w:type="gramEnd"/>
+      <w:r>
+        <w:t xml:space="preserve"> algorithm. It starts with an empty spanning tree. The idea is to maintain two sets of vertices. The first set contains the vertices already included in the </w:t>
+      </w:r>
+      <w:proofErr w:type="gramStart"/>
+      <w:r>
+        <w:t>MST,</w:t>
+      </w:r>
+      <w:proofErr w:type="gramEnd"/>
+      <w:r>
+        <w:t xml:space="preserve"> the other set contains the vertices not yet included. At every step, it considers all the edges that connect the two </w:t>
+      </w:r>
+      <w:proofErr w:type="gramStart"/>
+      <w:r>
+        <w:t>sets, and</w:t>
+      </w:r>
+      <w:proofErr w:type="gramEnd"/>
+      <w:r>
+        <w:t xml:space="preserve"> picks the minimum weight edge from these edges. After picking the edge, it moves the other endpoint of the edge to the set containing MST.</w:t>
+      </w:r>
+    </w:p>
+    <w:p>
+      <w:r>
+        <w:t>A group of edges that connects two set of vertices in a graph is called </w:t>
+      </w:r>
+      <w:hyperlink r:id="rId61" w:tgtFrame="_blank" w:history="1">
+        <w:r>
+          <w:rPr>
+            <w:rStyle w:val="Hyperlink"/>
+          </w:rPr>
+          <w:t>cut in graph theory</w:t>
+        </w:r>
+      </w:hyperlink>
+    </w:p>
+    <w:p>
+      <w:r>
+        <w:rPr>
+          <w:i/>
+          <w:iCs/>
+        </w:rPr>
+        <w:t>So, at every step of Prim’s algorithm, we find a cut (of two sets, one contains the vertices already included in MST and other contains rest of the vertices), pick the minimum weight edge from the cut and include this vertex to MST Set (the set that contains already included vertices).</w:t>
+      </w:r>
+    </w:p>
+    <w:p>
+      <w:r>
+        <w:rPr>
+          <w:b/>
+          <w:bCs/>
+          <w:i/>
+          <w:iCs/>
+        </w:rPr>
+        <w:t>How does Prim's Algorithm Work?</w:t>
+      </w:r>
+    </w:p>
+    <w:p>
+      <w:r>
+        <w:t xml:space="preserve">The idea behind Prim's algorithm is simple, a spanning tree means all vertices must be connected. </w:t>
+      </w:r>
+      <w:proofErr w:type="gramStart"/>
+      <w:r>
+        <w:t>So</w:t>
+      </w:r>
+      <w:proofErr w:type="gramEnd"/>
+      <w:r>
+        <w:t xml:space="preserve"> the two disjoint subsets (discussed above) of vertices must be connected to make a </w:t>
+      </w:r>
+      <w:proofErr w:type="gramStart"/>
+      <w:r>
+        <w:rPr>
+          <w:i/>
+          <w:iCs/>
+        </w:rPr>
+        <w:t>Spanning </w:t>
+      </w:r>
+      <w:r>
+        <w:t> Tree</w:t>
+      </w:r>
+      <w:proofErr w:type="gramEnd"/>
+      <w:r>
+        <w:t xml:space="preserve">. And they must </w:t>
+      </w:r>
+      <w:proofErr w:type="gramStart"/>
+      <w:r>
+        <w:t>be connected with</w:t>
+      </w:r>
+      <w:proofErr w:type="gramEnd"/>
+      <w:r>
+        <w:t xml:space="preserve"> the minimum weight edge to make it a </w:t>
+      </w:r>
+      <w:r>
+        <w:rPr>
+          <w:i/>
+          <w:iCs/>
+        </w:rPr>
+        <w:t>Minimum </w:t>
+      </w:r>
+      <w:r>
+        <w:t>Spanning Tree.</w:t>
+      </w:r>
+    </w:p>
+    <w:p>
+      <w:r>
+        <w:rPr>
+          <w:b/>
+          <w:bCs/>
+          <w:i/>
+          <w:iCs/>
+        </w:rPr>
+        <w:t>Algorithm</w:t>
+      </w:r>
+      <w:r>
+        <w:t>:</w:t>
+      </w:r>
+    </w:p>
+    <w:p>
+      <w:pPr>
+        <w:numPr>
+          <w:ilvl w:val="0"/>
+          <w:numId w:val="42"/>
+        </w:numPr>
+      </w:pPr>
+      <w:r>
+        <w:t>Create a set </w:t>
+      </w:r>
+      <w:proofErr w:type="spellStart"/>
+      <w:r>
+        <w:rPr>
+          <w:i/>
+          <w:iCs/>
+        </w:rPr>
+        <w:t>mstSet</w:t>
+      </w:r>
+      <w:proofErr w:type="spellEnd"/>
+      <w:r>
+        <w:t> that keeps track of vertices already included in MST.</w:t>
+      </w:r>
+    </w:p>
+    <w:p>
+      <w:pPr>
+        <w:numPr>
+          <w:ilvl w:val="0"/>
+          <w:numId w:val="43"/>
+        </w:numPr>
+      </w:pPr>
+      <w:r>
+        <w:t>Assign a key value to all vertices in the input graph. Initialize all key values as INFINITE. Assign key value as 0 for the first vertex so that it is picked first.</w:t>
+      </w:r>
+    </w:p>
+    <w:p>
+      <w:pPr>
+        <w:numPr>
+          <w:ilvl w:val="0"/>
+          <w:numId w:val="44"/>
+        </w:numPr>
+      </w:pPr>
+      <w:r>
+        <w:t xml:space="preserve">While </w:t>
+      </w:r>
+      <w:proofErr w:type="spellStart"/>
+      <w:r>
+        <w:t>mstSet</w:t>
+      </w:r>
+      <w:proofErr w:type="spellEnd"/>
+      <w:r>
+        <w:t xml:space="preserve"> doesn't include all vertices:</w:t>
+      </w:r>
+    </w:p>
+    <w:p>
+      <w:pPr>
+        <w:numPr>
+          <w:ilvl w:val="1"/>
+          <w:numId w:val="45"/>
+        </w:numPr>
+      </w:pPr>
+      <w:r>
+        <w:t>Pick a vertex </w:t>
+      </w:r>
+      <w:r>
+        <w:rPr>
+          <w:i/>
+          <w:iCs/>
+        </w:rPr>
+        <w:t>u</w:t>
+      </w:r>
+      <w:r>
+        <w:t> which is not there in </w:t>
+      </w:r>
+      <w:proofErr w:type="spellStart"/>
+      <w:r>
+        <w:rPr>
+          <w:i/>
+          <w:iCs/>
+        </w:rPr>
+        <w:t>mstSet</w:t>
+      </w:r>
+      <w:proofErr w:type="spellEnd"/>
+      <w:r>
+        <w:rPr>
+          <w:i/>
+          <w:iCs/>
+        </w:rPr>
+        <w:t> </w:t>
+      </w:r>
+      <w:r>
+        <w:t>and has minimum key value.</w:t>
+      </w:r>
+    </w:p>
+    <w:p>
+      <w:pPr>
+        <w:numPr>
+          <w:ilvl w:val="1"/>
+          <w:numId w:val="46"/>
+        </w:numPr>
+      </w:pPr>
+      <w:r>
+        <w:t>Include </w:t>
+      </w:r>
+      <w:r>
+        <w:rPr>
+          <w:i/>
+          <w:iCs/>
+        </w:rPr>
+        <w:t>u </w:t>
+      </w:r>
+      <w:r>
+        <w:t xml:space="preserve">to </w:t>
+      </w:r>
+      <w:proofErr w:type="spellStart"/>
+      <w:r>
+        <w:t>mstSet</w:t>
+      </w:r>
+      <w:proofErr w:type="spellEnd"/>
+      <w:r>
+        <w:t>.</w:t>
+      </w:r>
+    </w:p>
+    <w:p>
+      <w:pPr>
+        <w:numPr>
+          <w:ilvl w:val="1"/>
+          <w:numId w:val="47"/>
+        </w:numPr>
+      </w:pPr>
+      <w:r>
+        <w:t>Update key value of all adjacent vertices of </w:t>
+      </w:r>
+      <w:r>
+        <w:rPr>
+          <w:i/>
+          <w:iCs/>
+        </w:rPr>
+        <w:t>u</w:t>
+      </w:r>
+      <w:r>
+        <w:t>. To update the key values, iterate through all adjacent vertices. For every adjacent vertex </w:t>
+      </w:r>
+      <w:r>
+        <w:rPr>
+          <w:i/>
+          <w:iCs/>
+        </w:rPr>
+        <w:t>v</w:t>
+      </w:r>
+      <w:r>
+        <w:t>, if weight of edge </w:t>
+      </w:r>
+      <w:r>
+        <w:rPr>
+          <w:i/>
+          <w:iCs/>
+        </w:rPr>
+        <w:t>u-v</w:t>
+      </w:r>
+      <w:r>
+        <w:t> is less than the previous key value of </w:t>
+      </w:r>
+      <w:r>
+        <w:rPr>
+          <w:i/>
+          <w:iCs/>
+        </w:rPr>
+        <w:t>v</w:t>
+      </w:r>
+      <w:r>
+        <w:t>, update the key value as weight of </w:t>
+      </w:r>
+      <w:r>
+        <w:rPr>
+          <w:i/>
+          <w:iCs/>
+        </w:rPr>
+        <w:t>u-v</w:t>
+      </w:r>
+      <w:r>
+        <w:t>.</w:t>
+      </w:r>
+    </w:p>
+    <w:p>
+      <w:r>
+        <w:t>The idea of using key values is to pick the minimum weight edge from </w:t>
+      </w:r>
+      <w:hyperlink r:id="rId62" w:tgtFrame="_blank" w:history="1">
+        <w:r>
+          <w:rPr>
+            <w:rStyle w:val="Hyperlink"/>
+          </w:rPr>
+          <w:t>cut</w:t>
+        </w:r>
+      </w:hyperlink>
+    </w:p>
+    <w:p>
+      <w:r>
+        <w:t>The key values are used only for vertices which are not yet included in MST, the key value for these vertices indicate the minimum weight edges connecting them to the set of vertices included in MST. Let us understand this with the help of following example:</w:t>
+      </w:r>
+    </w:p>
+    <w:p>
+      <w:r>
+        <w:lastRenderedPageBreak/>
+        <w:drawing>
+          <wp:inline distT="0" distB="0" distL="0" distR="0" wp14:anchorId="03A77BEB" wp14:editId="187F6D72">
+            <wp:extent cx="4909930" cy="2291174"/>
+            <wp:effectExtent l="0" t="0" r="5080" b="0"/>
+            <wp:docPr id="1309576226" name="Picture 18"/>
+            <wp:cNvGraphicFramePr>
+              <a:graphicFrameLocks xmlns:a="http://schemas.openxmlformats.org/drawingml/2006/main" noChangeAspect="1"/>
+            </wp:cNvGraphicFramePr>
+            <a:graphic xmlns:a="http://schemas.openxmlformats.org/drawingml/2006/main">
+              <a:graphicData uri="http://schemas.openxmlformats.org/drawingml/2006/picture">
+                <pic:pic xmlns:pic="http://schemas.openxmlformats.org/drawingml/2006/picture">
+                  <pic:nvPicPr>
+                    <pic:cNvPr id="0" name="Picture 52"/>
+                    <pic:cNvPicPr>
+                      <a:picLocks noChangeAspect="1" noChangeArrowheads="1"/>
+                    </pic:cNvPicPr>
+                  </pic:nvPicPr>
+                  <pic:blipFill>
+                    <a:blip r:embed="rId63">
+                      <a:extLst>
+                        <a:ext uri="{28A0092B-C50C-407E-A947-70E740481C1C}">
+                          <a14:useLocalDpi xmlns:a14="http://schemas.microsoft.com/office/drawing/2010/main" val="0"/>
+                        </a:ext>
+                      </a:extLst>
+                    </a:blip>
+                    <a:srcRect/>
+                    <a:stretch>
+                      <a:fillRect/>
+                    </a:stretch>
+                  </pic:blipFill>
+                  <pic:spPr bwMode="auto">
+                    <a:xfrm>
+                      <a:off x="0" y="0"/>
+                      <a:ext cx="4921601" cy="2296620"/>
+                    </a:xfrm>
+                    <a:prstGeom prst="rect">
+                      <a:avLst/>
+                    </a:prstGeom>
+                    <a:noFill/>
+                    <a:ln>
+                      <a:noFill/>
+                    </a:ln>
+                  </pic:spPr>
+                </pic:pic>
+              </a:graphicData>
+            </a:graphic>
+          </wp:inline>
+        </w:drawing>
+      </w:r>
+    </w:p>
+    <w:p>
+      <w:r>
+        <w:br/>
+        <w:t>The set </w:t>
+      </w:r>
+      <w:proofErr w:type="spellStart"/>
+      <w:r>
+        <w:rPr>
+          <w:i/>
+          <w:iCs/>
+        </w:rPr>
+        <w:t>mstSet</w:t>
+      </w:r>
+      <w:proofErr w:type="spellEnd"/>
+      <w:r>
+        <w:rPr>
+          <w:i/>
+          <w:iCs/>
+        </w:rPr>
+        <w:t> </w:t>
+      </w:r>
+      <w:r>
+        <w:t>is initially empty and keys assigned to vertices are {0, INF, INF, INF, INF, INF, INF, INF} where INF indicates infinite. Now pick the vertex with the minimum key value. The vertex 0 is picked, include it in </w:t>
+      </w:r>
+      <w:proofErr w:type="spellStart"/>
+      <w:r>
+        <w:rPr>
+          <w:i/>
+          <w:iCs/>
+        </w:rPr>
+        <w:t>mstSet</w:t>
+      </w:r>
+      <w:proofErr w:type="spellEnd"/>
+      <w:r>
+        <w:t>. So </w:t>
+      </w:r>
+      <w:proofErr w:type="spellStart"/>
+      <w:r>
+        <w:rPr>
+          <w:i/>
+          <w:iCs/>
+        </w:rPr>
+        <w:t>mstSet</w:t>
+      </w:r>
+      <w:proofErr w:type="spellEnd"/>
+      <w:r>
+        <w:rPr>
+          <w:i/>
+          <w:iCs/>
+        </w:rPr>
+        <w:t> </w:t>
+      </w:r>
+      <w:r>
+        <w:t>becomes {0}. After including to </w:t>
+      </w:r>
+      <w:proofErr w:type="spellStart"/>
+      <w:proofErr w:type="gramStart"/>
+      <w:r>
+        <w:rPr>
+          <w:i/>
+          <w:iCs/>
+        </w:rPr>
+        <w:t>mstSet</w:t>
+      </w:r>
+      <w:proofErr w:type="spellEnd"/>
+      <w:r>
+        <w:t> ,</w:t>
+      </w:r>
+      <w:proofErr w:type="gramEnd"/>
+      <w:r>
+        <w:t xml:space="preserve"> update key values of adjacent vertices. Adjacent vertices of 0 are 1 and 7. The key values of 1 and 7 are updated as 4 and 8. Following subgraph shows vertices and their key values, only the vertices with finite key values are shown. The vertices included in MST are shown in green color.</w:t>
+      </w:r>
+    </w:p>
+    <w:p>
+      <w:r>
+        <w:drawing>
+          <wp:inline distT="0" distB="0" distL="0" distR="0" wp14:anchorId="4B4994E7" wp14:editId="05F36679">
+            <wp:extent cx="763270" cy="1327785"/>
+            <wp:effectExtent l="0" t="0" r="0" b="5715"/>
+            <wp:docPr id="269035073" name="Picture 17"/>
+            <wp:cNvGraphicFramePr>
+              <a:graphicFrameLocks xmlns:a="http://schemas.openxmlformats.org/drawingml/2006/main" noChangeAspect="1"/>
+            </wp:cNvGraphicFramePr>
+            <a:graphic xmlns:a="http://schemas.openxmlformats.org/drawingml/2006/main">
+              <a:graphicData uri="http://schemas.openxmlformats.org/drawingml/2006/picture">
+                <pic:pic xmlns:pic="http://schemas.openxmlformats.org/drawingml/2006/picture">
+                  <pic:nvPicPr>
+                    <pic:cNvPr id="0" name="Picture 53"/>
+                    <pic:cNvPicPr>
+                      <a:picLocks noChangeAspect="1" noChangeArrowheads="1"/>
+                    </pic:cNvPicPr>
+                  </pic:nvPicPr>
+                  <pic:blipFill>
+                    <a:blip r:embed="rId64">
+                      <a:extLst>
+                        <a:ext uri="{28A0092B-C50C-407E-A947-70E740481C1C}">
+                          <a14:useLocalDpi xmlns:a14="http://schemas.microsoft.com/office/drawing/2010/main" val="0"/>
+                        </a:ext>
+                      </a:extLst>
+                    </a:blip>
+                    <a:srcRect/>
+                    <a:stretch>
+                      <a:fillRect/>
+                    </a:stretch>
+                  </pic:blipFill>
+                  <pic:spPr bwMode="auto">
+                    <a:xfrm>
+                      <a:off x="0" y="0"/>
+                      <a:ext cx="763270" cy="1327785"/>
+                    </a:xfrm>
+                    <a:prstGeom prst="rect">
+                      <a:avLst/>
+                    </a:prstGeom>
+                    <a:noFill/>
+                    <a:ln>
+                      <a:noFill/>
+                    </a:ln>
+                  </pic:spPr>
+                </pic:pic>
+              </a:graphicData>
+            </a:graphic>
+          </wp:inline>
+        </w:drawing>
+      </w:r>
+    </w:p>
+    <w:p>
+      <w:r>
+        <w:t xml:space="preserve">Pick the vertex with minimum key value and not already included in MST (not in </w:t>
+      </w:r>
+      <w:proofErr w:type="spellStart"/>
+      <w:r>
+        <w:t>mstSET</w:t>
+      </w:r>
+      <w:proofErr w:type="spellEnd"/>
+      <w:r>
+        <w:t xml:space="preserve">). The vertex 1 is picked and added to </w:t>
+      </w:r>
+      <w:proofErr w:type="spellStart"/>
+      <w:r>
+        <w:t>mstSet</w:t>
+      </w:r>
+      <w:proofErr w:type="spellEnd"/>
+      <w:r>
+        <w:t xml:space="preserve">. So </w:t>
+      </w:r>
+      <w:proofErr w:type="spellStart"/>
+      <w:r>
+        <w:t>mstSet</w:t>
+      </w:r>
+      <w:proofErr w:type="spellEnd"/>
+      <w:r>
+        <w:t xml:space="preserve"> now becomes {0, 1}. Update the key values of adjacent vertices of 1. The key value of vertex 2 becomes 8.</w:t>
+      </w:r>
+    </w:p>
+    <w:p>
+      <w:r>
+        <w:drawing>
+          <wp:inline distT="0" distB="0" distL="0" distR="0" wp14:anchorId="60E2340A" wp14:editId="69EC3E2F">
+            <wp:extent cx="1431290" cy="1327785"/>
+            <wp:effectExtent l="0" t="0" r="0" b="5715"/>
+            <wp:docPr id="170711504" name="Picture 16"/>
+            <wp:cNvGraphicFramePr>
+              <a:graphicFrameLocks xmlns:a="http://schemas.openxmlformats.org/drawingml/2006/main" noChangeAspect="1"/>
+            </wp:cNvGraphicFramePr>
+            <a:graphic xmlns:a="http://schemas.openxmlformats.org/drawingml/2006/main">
+              <a:graphicData uri="http://schemas.openxmlformats.org/drawingml/2006/picture">
+                <pic:pic xmlns:pic="http://schemas.openxmlformats.org/drawingml/2006/picture">
+                  <pic:nvPicPr>
+                    <pic:cNvPr id="0" name="Picture 54"/>
+                    <pic:cNvPicPr>
+                      <a:picLocks noChangeAspect="1" noChangeArrowheads="1"/>
+                    </pic:cNvPicPr>
+                  </pic:nvPicPr>
+                  <pic:blipFill>
+                    <a:blip r:embed="rId65">
+                      <a:extLst>
+                        <a:ext uri="{28A0092B-C50C-407E-A947-70E740481C1C}">
+                          <a14:useLocalDpi xmlns:a14="http://schemas.microsoft.com/office/drawing/2010/main" val="0"/>
+                        </a:ext>
+                      </a:extLst>
+                    </a:blip>
+                    <a:srcRect/>
+                    <a:stretch>
+                      <a:fillRect/>
+                    </a:stretch>
+                  </pic:blipFill>
+                  <pic:spPr bwMode="auto">
+                    <a:xfrm>
+                      <a:off x="0" y="0"/>
+                      <a:ext cx="1431290" cy="1327785"/>
+                    </a:xfrm>
+                    <a:prstGeom prst="rect">
+                      <a:avLst/>
+                    </a:prstGeom>
+                    <a:noFill/>
+                    <a:ln>
+                      <a:noFill/>
+                    </a:ln>
+                  </pic:spPr>
+                </pic:pic>
+              </a:graphicData>
+            </a:graphic>
+          </wp:inline>
+        </w:drawing>
+      </w:r>
+    </w:p>
+    <w:p>
+      <w:r>
+        <w:t xml:space="preserve">Pick the vertex with minimum key value and not already included in MST (not in </w:t>
+      </w:r>
+      <w:proofErr w:type="spellStart"/>
+      <w:r>
+        <w:t>mstSET</w:t>
+      </w:r>
+      <w:proofErr w:type="spellEnd"/>
+      <w:r>
+        <w:t xml:space="preserve">). We can either pick vertex 7 or vertex 2, let vertex 7 is picked. So </w:t>
+      </w:r>
+      <w:proofErr w:type="spellStart"/>
+      <w:r>
+        <w:t>mstSet</w:t>
+      </w:r>
+      <w:proofErr w:type="spellEnd"/>
+      <w:r>
+        <w:t xml:space="preserve"> now becomes {0, 1, 7}. Update the key values of adjacent vertices of 7. The key value of vertex 6 and 8 becomes finite (1 and 7 respectively).</w:t>
+      </w:r>
+    </w:p>
+    <w:p>
+      <w:r>
+        <w:lastRenderedPageBreak/>
+        <w:drawing>
+          <wp:inline distT="0" distB="0" distL="0" distR="0" wp14:anchorId="60F34078" wp14:editId="77A72787">
+            <wp:extent cx="1049655" cy="1192530"/>
+            <wp:effectExtent l="0" t="0" r="0" b="7620"/>
+            <wp:docPr id="2123162354" name="Picture 15"/>
+            <wp:cNvGraphicFramePr>
+              <a:graphicFrameLocks xmlns:a="http://schemas.openxmlformats.org/drawingml/2006/main" noChangeAspect="1"/>
+            </wp:cNvGraphicFramePr>
+            <a:graphic xmlns:a="http://schemas.openxmlformats.org/drawingml/2006/main">
+              <a:graphicData uri="http://schemas.openxmlformats.org/drawingml/2006/picture">
+                <pic:pic xmlns:pic="http://schemas.openxmlformats.org/drawingml/2006/picture">
+                  <pic:nvPicPr>
+                    <pic:cNvPr id="0" name="Picture 55"/>
+                    <pic:cNvPicPr>
+                      <a:picLocks noChangeAspect="1" noChangeArrowheads="1"/>
+                    </pic:cNvPicPr>
+                  </pic:nvPicPr>
+                  <pic:blipFill>
+                    <a:blip r:embed="rId66">
+                      <a:extLst>
+                        <a:ext uri="{28A0092B-C50C-407E-A947-70E740481C1C}">
+                          <a14:useLocalDpi xmlns:a14="http://schemas.microsoft.com/office/drawing/2010/main" val="0"/>
+                        </a:ext>
+                      </a:extLst>
+                    </a:blip>
+                    <a:srcRect/>
+                    <a:stretch>
+                      <a:fillRect/>
+                    </a:stretch>
+                  </pic:blipFill>
+                  <pic:spPr bwMode="auto">
+                    <a:xfrm>
+                      <a:off x="0" y="0"/>
+                      <a:ext cx="1049655" cy="1192530"/>
+                    </a:xfrm>
+                    <a:prstGeom prst="rect">
+                      <a:avLst/>
+                    </a:prstGeom>
+                    <a:noFill/>
+                    <a:ln>
+                      <a:noFill/>
+                    </a:ln>
+                  </pic:spPr>
+                </pic:pic>
+              </a:graphicData>
+            </a:graphic>
+          </wp:inline>
+        </w:drawing>
+      </w:r>
+    </w:p>
+    <w:p>
+      <w:r>
+        <w:t xml:space="preserve">Pick the vertex with minimum key value and not already included in MST (not in </w:t>
+      </w:r>
+      <w:proofErr w:type="spellStart"/>
+      <w:r>
+        <w:t>mstSET</w:t>
+      </w:r>
+      <w:proofErr w:type="spellEnd"/>
+      <w:r>
+        <w:t xml:space="preserve">). Vertex 6 is picked. So </w:t>
+      </w:r>
+      <w:proofErr w:type="spellStart"/>
+      <w:r>
+        <w:t>mstSet</w:t>
+      </w:r>
+      <w:proofErr w:type="spellEnd"/>
+      <w:r>
+        <w:t xml:space="preserve"> now becomes {0, 1, 7, 6}. Update the key values of adjacent vertices of 6. The key value of </w:t>
+      </w:r>
+      <w:proofErr w:type="gramStart"/>
+      <w:r>
+        <w:t>vertex</w:t>
+      </w:r>
+      <w:proofErr w:type="gramEnd"/>
+      <w:r>
+        <w:t xml:space="preserve"> 5 and 8 are updated.</w:t>
+      </w:r>
+    </w:p>
+    <w:p>
+      <w:r>
+        <w:drawing>
+          <wp:inline distT="0" distB="0" distL="0" distR="0" wp14:anchorId="6EFD1774" wp14:editId="0779A483">
+            <wp:extent cx="1431290" cy="1327785"/>
+            <wp:effectExtent l="0" t="0" r="0" b="5715"/>
+            <wp:docPr id="2046503821" name="Picture 14"/>
+            <wp:cNvGraphicFramePr>
+              <a:graphicFrameLocks xmlns:a="http://schemas.openxmlformats.org/drawingml/2006/main" noChangeAspect="1"/>
+            </wp:cNvGraphicFramePr>
+            <a:graphic xmlns:a="http://schemas.openxmlformats.org/drawingml/2006/main">
+              <a:graphicData uri="http://schemas.openxmlformats.org/drawingml/2006/picture">
+                <pic:pic xmlns:pic="http://schemas.openxmlformats.org/drawingml/2006/picture">
+                  <pic:nvPicPr>
+                    <pic:cNvPr id="0" name="Picture 56"/>
+                    <pic:cNvPicPr>
+                      <a:picLocks noChangeAspect="1" noChangeArrowheads="1"/>
+                    </pic:cNvPicPr>
+                  </pic:nvPicPr>
+                  <pic:blipFill>
+                    <a:blip r:embed="rId67">
+                      <a:extLst>
+                        <a:ext uri="{28A0092B-C50C-407E-A947-70E740481C1C}">
+                          <a14:useLocalDpi xmlns:a14="http://schemas.microsoft.com/office/drawing/2010/main" val="0"/>
+                        </a:ext>
+                      </a:extLst>
+                    </a:blip>
+                    <a:srcRect/>
+                    <a:stretch>
+                      <a:fillRect/>
+                    </a:stretch>
+                  </pic:blipFill>
+                  <pic:spPr bwMode="auto">
+                    <a:xfrm>
+                      <a:off x="0" y="0"/>
+                      <a:ext cx="1431290" cy="1327785"/>
+                    </a:xfrm>
+                    <a:prstGeom prst="rect">
+                      <a:avLst/>
+                    </a:prstGeom>
+                    <a:noFill/>
+                    <a:ln>
+                      <a:noFill/>
+                    </a:ln>
+                  </pic:spPr>
+                </pic:pic>
+              </a:graphicData>
+            </a:graphic>
+          </wp:inline>
+        </w:drawing>
+      </w:r>
+    </w:p>
+    <w:p>
+      <w:r>
+        <w:t>We repeat the above steps until </w:t>
+      </w:r>
+      <w:proofErr w:type="spellStart"/>
+      <w:r>
+        <w:rPr>
+          <w:i/>
+          <w:iCs/>
+        </w:rPr>
+        <w:t>mstSet</w:t>
+      </w:r>
+      <w:proofErr w:type="spellEnd"/>
+      <w:r>
+        <w:rPr>
+          <w:i/>
+          <w:iCs/>
+        </w:rPr>
+        <w:t> </w:t>
+      </w:r>
+      <w:r>
+        <w:t>includes all vertices of given graph. Finally, we get the following graph.</w:t>
+      </w:r>
+    </w:p>
+    <w:p>
+      <w:r>
+        <w:drawing>
+          <wp:inline distT="0" distB="0" distL="0" distR="0" wp14:anchorId="7E79B180" wp14:editId="47F8B73E">
+            <wp:extent cx="2854325" cy="1327785"/>
+            <wp:effectExtent l="0" t="0" r="3175" b="5715"/>
+            <wp:docPr id="736893227" name="Picture 13"/>
+            <wp:cNvGraphicFramePr>
+              <a:graphicFrameLocks xmlns:a="http://schemas.openxmlformats.org/drawingml/2006/main" noChangeAspect="1"/>
+            </wp:cNvGraphicFramePr>
+            <a:graphic xmlns:a="http://schemas.openxmlformats.org/drawingml/2006/main">
+              <a:graphicData uri="http://schemas.openxmlformats.org/drawingml/2006/picture">
+                <pic:pic xmlns:pic="http://schemas.openxmlformats.org/drawingml/2006/picture">
+                  <pic:nvPicPr>
+                    <pic:cNvPr id="0" name="Picture 57"/>
+                    <pic:cNvPicPr>
+                      <a:picLocks noChangeAspect="1" noChangeArrowheads="1"/>
+                    </pic:cNvPicPr>
+                  </pic:nvPicPr>
+                  <pic:blipFill>
+                    <a:blip r:embed="rId68">
+                      <a:extLst>
+                        <a:ext uri="{28A0092B-C50C-407E-A947-70E740481C1C}">
+                          <a14:useLocalDpi xmlns:a14="http://schemas.microsoft.com/office/drawing/2010/main" val="0"/>
+                        </a:ext>
+                      </a:extLst>
+                    </a:blip>
+                    <a:srcRect/>
+                    <a:stretch>
+                      <a:fillRect/>
+                    </a:stretch>
+                  </pic:blipFill>
+                  <pic:spPr bwMode="auto">
+                    <a:xfrm>
+                      <a:off x="0" y="0"/>
+                      <a:ext cx="2854325" cy="1327785"/>
+                    </a:xfrm>
+                    <a:prstGeom prst="rect">
+                      <a:avLst/>
+                    </a:prstGeom>
+                    <a:noFill/>
+                    <a:ln>
+                      <a:noFill/>
+                    </a:ln>
+                  </pic:spPr>
+                </pic:pic>
+              </a:graphicData>
+            </a:graphic>
+          </wp:inline>
+        </w:drawing>
+      </w:r>
+    </w:p>
+    <w:p>
+      <w:r>
+        <w:rPr>
+          <w:b/>
+          <w:bCs/>
+          <w:i/>
+          <w:iCs/>
+        </w:rPr>
+        <w:t>How to implement the above algorithm?</w:t>
+      </w:r>
+    </w:p>
+    <w:p>
+      <w:r>
+        <w:t xml:space="preserve">We use a </w:t>
+      </w:r>
+      <w:proofErr w:type="spellStart"/>
+      <w:r>
+        <w:t>boolean</w:t>
+      </w:r>
+      <w:proofErr w:type="spellEnd"/>
+      <w:r>
+        <w:t xml:space="preserve"> array </w:t>
+      </w:r>
+      <w:proofErr w:type="spellStart"/>
+      <w:proofErr w:type="gramStart"/>
+      <w:r>
+        <w:t>mstSet</w:t>
+      </w:r>
+      <w:proofErr w:type="spellEnd"/>
+      <w:r>
+        <w:t>[</w:t>
+      </w:r>
+      <w:proofErr w:type="gramEnd"/>
+      <w:r>
+        <w:t xml:space="preserve">] to represent the set of vertices included in MST. If a value </w:t>
+      </w:r>
+      <w:proofErr w:type="spellStart"/>
+      <w:r>
+        <w:t>mstSet</w:t>
+      </w:r>
+      <w:proofErr w:type="spellEnd"/>
+      <w:r>
+        <w:t xml:space="preserve">[v] is true, then vertex v is included in MST, otherwise not. Array </w:t>
+      </w:r>
+      <w:proofErr w:type="gramStart"/>
+      <w:r>
+        <w:t>key[</w:t>
+      </w:r>
+      <w:proofErr w:type="gramEnd"/>
+      <w:r>
+        <w:t xml:space="preserve">] is used to store key values of all vertices. Another array </w:t>
+      </w:r>
+      <w:proofErr w:type="gramStart"/>
+      <w:r>
+        <w:t>parent[</w:t>
+      </w:r>
+      <w:proofErr w:type="gramEnd"/>
+      <w:r>
+        <w:t>] to store indexes of parent nodes in MST. The parent array is the output array which is used to show the constructed MST.</w:t>
+      </w:r>
+    </w:p>
+    <w:p>
+      <w:r>
+        <w:t xml:space="preserve">public class </w:t>
+      </w:r>
+      <w:r>
+        <w:rPr>
+          <w:b/>
+          <w:bCs/>
+        </w:rPr>
+        <w:t>Edge</w:t>
+      </w:r>
+      <w:r>
+        <w:t xml:space="preserve"> {</w:t>
+      </w:r>
+      <w:r>
+        <w:br/>
+        <w:t xml:space="preserve">    int vertex;</w:t>
+      </w:r>
+      <w:r>
+        <w:br/>
+        <w:t xml:space="preserve">    int weight;</w:t>
+      </w:r>
+      <w:r>
+        <w:br/>
+      </w:r>
+      <w:r>
+        <w:br/>
+        <w:t xml:space="preserve">    public </w:t>
+      </w:r>
+      <w:proofErr w:type="gramStart"/>
+      <w:r>
+        <w:t>Edge(</w:t>
+      </w:r>
+      <w:proofErr w:type="gramEnd"/>
+      <w:r>
+        <w:t xml:space="preserve">int </w:t>
+      </w:r>
+      <w:proofErr w:type="spellStart"/>
+      <w:proofErr w:type="gramStart"/>
+      <w:r>
+        <w:t>vertex,int</w:t>
+      </w:r>
+      <w:proofErr w:type="spellEnd"/>
+      <w:proofErr w:type="gramEnd"/>
+      <w:r>
+        <w:t xml:space="preserve"> </w:t>
+      </w:r>
+      <w:proofErr w:type="gramStart"/>
+      <w:r>
+        <w:t>weight){</w:t>
+      </w:r>
+      <w:proofErr w:type="gramEnd"/>
+      <w:r>
+        <w:br/>
+        <w:t xml:space="preserve">        </w:t>
+      </w:r>
+      <w:proofErr w:type="spellStart"/>
+      <w:proofErr w:type="gramStart"/>
+      <w:r>
+        <w:t>this.vertex</w:t>
+      </w:r>
+      <w:proofErr w:type="spellEnd"/>
+      <w:proofErr w:type="gramEnd"/>
+      <w:r>
+        <w:t xml:space="preserve"> = vertex;</w:t>
+      </w:r>
+      <w:r>
+        <w:br/>
+        <w:t xml:space="preserve">        </w:t>
+      </w:r>
+      <w:proofErr w:type="spellStart"/>
+      <w:proofErr w:type="gramStart"/>
+      <w:r>
+        <w:t>this.weight</w:t>
+      </w:r>
+      <w:proofErr w:type="spellEnd"/>
+      <w:proofErr w:type="gramEnd"/>
+      <w:r>
+        <w:t xml:space="preserve"> = weight;</w:t>
+      </w:r>
+      <w:r>
+        <w:br/>
+        <w:t xml:space="preserve">  </w:t>
+      </w:r>
+      <w:proofErr w:type="gramStart"/>
+      <w:r>
+        <w:t xml:space="preserve">  }</w:t>
+      </w:r>
+      <w:proofErr w:type="gramEnd"/>
+      <w:r>
+        <w:br/>
+        <w:t>}</w:t>
+      </w:r>
+    </w:p>
+    <w:p>
+      <w:r>
+        <w:lastRenderedPageBreak/>
+        <w:t>public class _</w:t>
+      </w:r>
+      <w:r>
+        <w:rPr>
+          <w:b/>
+          <w:bCs/>
+        </w:rPr>
+        <w:t>14PrimMinimumSpanningTreeAlgorithm</w:t>
+      </w:r>
+      <w:r>
+        <w:t xml:space="preserve"> {</w:t>
+      </w:r>
+      <w:r>
+        <w:br/>
+      </w:r>
+      <w:r>
+        <w:br/>
+        <w:t xml:space="preserve">    public int </w:t>
+      </w:r>
+      <w:proofErr w:type="spellStart"/>
+      <w:r>
+        <w:rPr>
+          <w:b/>
+          <w:bCs/>
+        </w:rPr>
+        <w:t>primMST</w:t>
+      </w:r>
+      <w:proofErr w:type="spellEnd"/>
+      <w:r>
+        <w:t xml:space="preserve">(List&lt;List&lt;Edge&gt;&gt; </w:t>
+      </w:r>
+      <w:proofErr w:type="spellStart"/>
+      <w:r>
+        <w:t>adj,int</w:t>
+      </w:r>
+      <w:proofErr w:type="spellEnd"/>
+      <w:r>
+        <w:t xml:space="preserve"> vertices){</w:t>
+      </w:r>
+      <w:r>
+        <w:br/>
+        <w:t xml:space="preserve">       if (adj == null || vertices &lt;= 0 || </w:t>
+      </w:r>
+      <w:proofErr w:type="spellStart"/>
+      <w:r>
+        <w:t>adj.size</w:t>
+      </w:r>
+      <w:proofErr w:type="spellEnd"/>
+      <w:r>
+        <w:t xml:space="preserve">() </w:t>
+      </w:r>
+      <w:r>
+        <w:t>!=</w:t>
+      </w:r>
+      <w:r>
+        <w:t xml:space="preserve"> vertices){</w:t>
+      </w:r>
+      <w:r>
+        <w:br/>
+        <w:t xml:space="preserve">          throw new </w:t>
+      </w:r>
+      <w:proofErr w:type="spellStart"/>
+      <w:r>
+        <w:t>IllegalArgumentException</w:t>
+      </w:r>
+      <w:proofErr w:type="spellEnd"/>
+      <w:r>
+        <w:t>("Invalid graph input!");</w:t>
+      </w:r>
+      <w:r>
+        <w:br/>
+        <w:t xml:space="preserve">       }</w:t>
+      </w:r>
+      <w:r>
+        <w:br/>
+      </w:r>
+      <w:r>
+        <w:br/>
+        <w:t xml:space="preserve">       // Track vertices already added to MST</w:t>
+      </w:r>
+      <w:r>
+        <w:br/>
+        <w:t xml:space="preserve">       </w:t>
+      </w:r>
+      <w:proofErr w:type="spellStart"/>
+      <w:r>
+        <w:t>boolean</w:t>
+      </w:r>
+      <w:proofErr w:type="spellEnd"/>
+      <w:r>
+        <w:t xml:space="preserve">[] </w:t>
+      </w:r>
+      <w:proofErr w:type="spellStart"/>
+      <w:r>
+        <w:rPr>
+          <w:b/>
+          <w:bCs/>
+        </w:rPr>
+        <w:t>mstSet</w:t>
+      </w:r>
+      <w:proofErr w:type="spellEnd"/>
+      <w:r>
+        <w:t xml:space="preserve"> = new </w:t>
+      </w:r>
+      <w:proofErr w:type="spellStart"/>
+      <w:r>
+        <w:t>boolean</w:t>
+      </w:r>
+      <w:proofErr w:type="spellEnd"/>
+      <w:r>
+        <w:t>[vertices];</w:t>
+      </w:r>
+      <w:r>
+        <w:br/>
+      </w:r>
+      <w:r>
+        <w:br/>
+        <w:t xml:space="preserve">       // Pick the edge with minimum weight first</w:t>
+      </w:r>
+      <w:r>
+        <w:br/>
+        <w:t xml:space="preserve">       </w:t>
+      </w:r>
+      <w:proofErr w:type="spellStart"/>
+      <w:r>
+        <w:t>PriorityQueue</w:t>
+      </w:r>
+      <w:proofErr w:type="spellEnd"/>
+      <w:r>
+        <w:t xml:space="preserve">&lt;Edge&gt; </w:t>
+      </w:r>
+      <w:proofErr w:type="spellStart"/>
+      <w:r>
+        <w:t>minHeap</w:t>
+      </w:r>
+      <w:proofErr w:type="spellEnd"/>
+      <w:r>
+        <w:t xml:space="preserve"> = new </w:t>
+      </w:r>
+      <w:proofErr w:type="spellStart"/>
+      <w:r>
+        <w:t>PriorityQueue</w:t>
+      </w:r>
+      <w:proofErr w:type="spellEnd"/>
+      <w:r>
+        <w:t>&lt;&gt;(</w:t>
+      </w:r>
+      <w:proofErr w:type="spellStart"/>
+      <w:r>
+        <w:t>Comparator.</w:t>
+      </w:r>
+      <w:r>
+        <w:rPr>
+          <w:i/>
+          <w:iCs/>
+        </w:rPr>
+        <w:t>comparingInt</w:t>
+      </w:r>
+      <w:proofErr w:type="spellEnd"/>
+      <w:r>
+        <w:t>(</w:t>
+      </w:r>
+      <w:r>
+        <w:rPr>
+          <w:b/>
+          <w:bCs/>
+        </w:rPr>
+        <w:t xml:space="preserve">a -&gt; </w:t>
+      </w:r>
+      <w:proofErr w:type="spellStart"/>
+      <w:r>
+        <w:rPr>
+          <w:b/>
+          <w:bCs/>
+        </w:rPr>
+        <w:t>a.weight</w:t>
+      </w:r>
+      <w:proofErr w:type="spellEnd"/>
+      <w:r>
+        <w:t>));</w:t>
+      </w:r>
+      <w:r>
+        <w:br/>
+        <w:t xml:space="preserve">       </w:t>
+      </w:r>
+      <w:proofErr w:type="spellStart"/>
+      <w:r>
+        <w:t>minHeap.add</w:t>
+      </w:r>
+      <w:proofErr w:type="spellEnd"/>
+      <w:r>
+        <w:t>(new Edge(0,0));</w:t>
+      </w:r>
+      <w:r>
+        <w:br/>
+      </w:r>
+      <w:r>
+        <w:br/>
+        <w:t xml:space="preserve">       int </w:t>
+      </w:r>
+      <w:proofErr w:type="spellStart"/>
+      <w:r>
+        <w:t>totalWeight</w:t>
+      </w:r>
+      <w:proofErr w:type="spellEnd"/>
+      <w:r>
+        <w:t xml:space="preserve"> = 0;</w:t>
+      </w:r>
+      <w:r>
+        <w:br/>
+        <w:t xml:space="preserve">       int </w:t>
+      </w:r>
+      <w:proofErr w:type="spellStart"/>
+      <w:r>
+        <w:t>visitedVertices</w:t>
+      </w:r>
+      <w:proofErr w:type="spellEnd"/>
+      <w:r>
+        <w:t xml:space="preserve"> = 0;</w:t>
+      </w:r>
+      <w:r>
+        <w:br/>
+      </w:r>
+      <w:r>
+        <w:br/>
+        <w:t xml:space="preserve">       while (!</w:t>
+      </w:r>
+      <w:proofErr w:type="spellStart"/>
+      <w:r>
+        <w:t>minHeap.isEmpty</w:t>
+      </w:r>
+      <w:proofErr w:type="spellEnd"/>
+      <w:r>
+        <w:t>()){</w:t>
+      </w:r>
+      <w:r>
+        <w:br/>
+        <w:t xml:space="preserve">          Edge </w:t>
+      </w:r>
+      <w:proofErr w:type="spellStart"/>
+      <w:r>
+        <w:t>curr</w:t>
+      </w:r>
+      <w:proofErr w:type="spellEnd"/>
+      <w:r>
+        <w:t xml:space="preserve"> = </w:t>
+      </w:r>
+      <w:proofErr w:type="spellStart"/>
+      <w:r>
+        <w:t>minHeap.poll</w:t>
+      </w:r>
+      <w:proofErr w:type="spellEnd"/>
+      <w:r>
+        <w:t>();</w:t>
+      </w:r>
+      <w:r>
+        <w:br/>
+      </w:r>
+      <w:r>
+        <w:br/>
+        <w:t xml:space="preserve">          if (</w:t>
+      </w:r>
+      <w:proofErr w:type="spellStart"/>
+      <w:r>
+        <w:t>mstSet</w:t>
+      </w:r>
+      <w:proofErr w:type="spellEnd"/>
+      <w:r>
+        <w:t>[</w:t>
+      </w:r>
+      <w:proofErr w:type="spellStart"/>
+      <w:r>
+        <w:t>curr.vertex</w:t>
+      </w:r>
+      <w:proofErr w:type="spellEnd"/>
+      <w:r>
+        <w:t>]){</w:t>
+      </w:r>
+      <w:r>
+        <w:br/>
+        <w:t xml:space="preserve">             continue;</w:t>
+      </w:r>
+      <w:r>
+        <w:br/>
+        <w:t xml:space="preserve">          }</w:t>
+      </w:r>
+      <w:r>
+        <w:br/>
+      </w:r>
+      <w:r>
+        <w:br/>
+        <w:t xml:space="preserve">          // Add current vertex to MST</w:t>
+      </w:r>
+      <w:r>
+        <w:br/>
+        <w:t xml:space="preserve">          </w:t>
+      </w:r>
+      <w:proofErr w:type="spellStart"/>
+      <w:r>
+        <w:t>mstSet</w:t>
+      </w:r>
+      <w:proofErr w:type="spellEnd"/>
+      <w:r>
+        <w:t>[</w:t>
+      </w:r>
+      <w:proofErr w:type="spellStart"/>
+      <w:r>
+        <w:t>curr.vertex</w:t>
+      </w:r>
+      <w:proofErr w:type="spellEnd"/>
+      <w:r>
+        <w:t>] = true;</w:t>
+      </w:r>
+      <w:r>
+        <w:br/>
+        <w:t xml:space="preserve">          </w:t>
+      </w:r>
+      <w:proofErr w:type="spellStart"/>
+      <w:r>
+        <w:t>totalWeight</w:t>
+      </w:r>
+      <w:proofErr w:type="spellEnd"/>
+      <w:r>
+        <w:t xml:space="preserve"> += </w:t>
+      </w:r>
+      <w:proofErr w:type="spellStart"/>
+      <w:r>
+        <w:t>curr.weight</w:t>
+      </w:r>
+      <w:proofErr w:type="spellEnd"/>
+      <w:r>
+        <w:t>;</w:t>
+      </w:r>
+      <w:r>
+        <w:br/>
+        <w:t xml:space="preserve">          </w:t>
+      </w:r>
+      <w:proofErr w:type="spellStart"/>
+      <w:r>
+        <w:t>visitedVertices</w:t>
+      </w:r>
+      <w:proofErr w:type="spellEnd"/>
+      <w:r>
+        <w:t>++;</w:t>
+      </w:r>
+      <w:r>
+        <w:br/>
+      </w:r>
+      <w:r>
+        <w:br/>
+        <w:t xml:space="preserve">          for (Edge </w:t>
+      </w:r>
+      <w:proofErr w:type="spellStart"/>
+      <w:r>
+        <w:t>edge</w:t>
+      </w:r>
+      <w:proofErr w:type="spellEnd"/>
+      <w:r>
+        <w:t xml:space="preserve"> : </w:t>
+      </w:r>
+      <w:proofErr w:type="spellStart"/>
+      <w:r>
+        <w:t>adj.get</w:t>
+      </w:r>
+      <w:proofErr w:type="spellEnd"/>
+      <w:r>
+        <w:t>(</w:t>
+      </w:r>
+      <w:proofErr w:type="spellStart"/>
+      <w:r>
+        <w:t>curr.vertex</w:t>
+      </w:r>
+      <w:proofErr w:type="spellEnd"/>
+      <w:r>
+        <w:t>)){</w:t>
+      </w:r>
+      <w:r>
+        <w:br/>
+        <w:t xml:space="preserve">             // Add only neighbours that are not already in MST</w:t>
+      </w:r>
+      <w:r>
+        <w:br/>
+        <w:t xml:space="preserve">             if (!</w:t>
+      </w:r>
+      <w:proofErr w:type="spellStart"/>
+      <w:r>
+        <w:t>mstSet</w:t>
+      </w:r>
+      <w:proofErr w:type="spellEnd"/>
+      <w:r>
+        <w:t>[</w:t>
+      </w:r>
+      <w:proofErr w:type="spellStart"/>
+      <w:r>
+        <w:t>edge.vertex</w:t>
+      </w:r>
+      <w:proofErr w:type="spellEnd"/>
+      <w:r>
+        <w:t>]){</w:t>
+      </w:r>
+      <w:r>
+        <w:br/>
+        <w:t xml:space="preserve">                </w:t>
+      </w:r>
+      <w:proofErr w:type="spellStart"/>
+      <w:r>
+        <w:t>minHeap.add</w:t>
+      </w:r>
+      <w:proofErr w:type="spellEnd"/>
+      <w:r>
+        <w:t>(edge);</w:t>
+      </w:r>
+      <w:r>
+        <w:br/>
+        <w:t xml:space="preserve">             }</w:t>
+      </w:r>
+      <w:r>
+        <w:br/>
+        <w:t xml:space="preserve">          }</w:t>
+      </w:r>
+      <w:r>
+        <w:br/>
+        <w:t xml:space="preserve">       }</w:t>
+      </w:r>
+      <w:r>
+        <w:br/>
+      </w:r>
+      <w:r>
+        <w:br/>
+        <w:t xml:space="preserve">       if (</w:t>
+      </w:r>
+      <w:proofErr w:type="spellStart"/>
+      <w:r>
+        <w:t>visitedVertices</w:t>
+      </w:r>
+      <w:proofErr w:type="spellEnd"/>
+      <w:r>
+        <w:t xml:space="preserve"> != vertices){</w:t>
+      </w:r>
+      <w:r>
+        <w:br/>
+        <w:t xml:space="preserve">          throw new </w:t>
+      </w:r>
+      <w:proofErr w:type="spellStart"/>
+      <w:r>
+        <w:t>IllegalArgumentException</w:t>
+      </w:r>
+      <w:proofErr w:type="spellEnd"/>
+      <w:r>
+        <w:t>("Graph is disconnected!");</w:t>
+      </w:r>
+      <w:r>
+        <w:br/>
+        <w:t xml:space="preserve">       }</w:t>
+      </w:r>
+      <w:r>
+        <w:br/>
+      </w:r>
+      <w:r>
+        <w:lastRenderedPageBreak/>
+        <w:br/>
+        <w:t xml:space="preserve">       return </w:t>
+      </w:r>
+      <w:proofErr w:type="spellStart"/>
+      <w:r>
+        <w:t>totalWeight</w:t>
+      </w:r>
+      <w:proofErr w:type="spellEnd"/>
+      <w:r>
+        <w:t>;</w:t>
+      </w:r>
+      <w:r>
+        <w:br/>
+        <w:t xml:space="preserve">    }</w:t>
+      </w:r>
+      <w:r>
+        <w:br/>
+      </w:r>
+      <w:r>
+        <w:br/>
+        <w:t>}</w:t>
+      </w:r>
+    </w:p>
     <w:p/>
     <w:p/>
     <w:p/>
     <w:p/>
     <w:sectPr>
-      <w:footerReference w:type="default" r:id="rId57"/>
+      <w:footerReference w:type="default" r:id="rId69"/>
       <w:pgSz w:w="12240" w:h="15840"/>
       <w:pgMar w:top="697" w:right="964" w:bottom="697" w:left="964" w:header="708" w:footer="708" w:gutter="0"/>
       <w:cols w:space="708"/>
@@ -10976,6 +14681,119 @@
     </w:lvl>
   </w:abstractNum>
   <w:abstractNum w:abstractNumId="4" w15:restartNumberingAfterBreak="0">
+    <w:nsid w:val="08252B46"/>
+    <w:multiLevelType w:val="multilevel"/>
+    <w:tmpl w:val="891A1B56"/>
+    <w:lvl w:ilvl="0">
+      <w:start w:val="1"/>
+      <w:numFmt w:val="decimal"/>
+      <w:lvlText w:val="%1."/>
+      <w:lvlJc w:val="left"/>
+      <w:pPr>
+        <w:tabs>
+          <w:tab w:val="num" w:pos="720"/>
+        </w:tabs>
+        <w:ind w:left="720" w:hanging="360"/>
+      </w:pPr>
+    </w:lvl>
+    <w:lvl w:ilvl="1" w:tentative="1">
+      <w:start w:val="1"/>
+      <w:numFmt w:val="decimal"/>
+      <w:lvlText w:val="%2."/>
+      <w:lvlJc w:val="left"/>
+      <w:pPr>
+        <w:tabs>
+          <w:tab w:val="num" w:pos="1440"/>
+        </w:tabs>
+        <w:ind w:left="1440" w:hanging="360"/>
+      </w:pPr>
+    </w:lvl>
+    <w:lvl w:ilvl="2" w:tentative="1">
+      <w:start w:val="1"/>
+      <w:numFmt w:val="decimal"/>
+      <w:lvlText w:val="%3."/>
+      <w:lvlJc w:val="left"/>
+      <w:pPr>
+        <w:tabs>
+          <w:tab w:val="num" w:pos="2160"/>
+        </w:tabs>
+        <w:ind w:left="2160" w:hanging="360"/>
+      </w:pPr>
+    </w:lvl>
+    <w:lvl w:ilvl="3" w:tentative="1">
+      <w:start w:val="1"/>
+      <w:numFmt w:val="decimal"/>
+      <w:lvlText w:val="%4."/>
+      <w:lvlJc w:val="left"/>
+      <w:pPr>
+        <w:tabs>
+          <w:tab w:val="num" w:pos="2880"/>
+        </w:tabs>
+        <w:ind w:left="2880" w:hanging="360"/>
+      </w:pPr>
+    </w:lvl>
+    <w:lvl w:ilvl="4" w:tentative="1">
+      <w:start w:val="1"/>
+      <w:numFmt w:val="decimal"/>
+      <w:lvlText w:val="%5."/>
+      <w:lvlJc w:val="left"/>
+      <w:pPr>
+        <w:tabs>
+          <w:tab w:val="num" w:pos="3600"/>
+        </w:tabs>
+        <w:ind w:left="3600" w:hanging="360"/>
+      </w:pPr>
+    </w:lvl>
+    <w:lvl w:ilvl="5" w:tentative="1">
+      <w:start w:val="1"/>
+      <w:numFmt w:val="decimal"/>
+      <w:lvlText w:val="%6."/>
+      <w:lvlJc w:val="left"/>
+      <w:pPr>
+        <w:tabs>
+          <w:tab w:val="num" w:pos="4320"/>
+        </w:tabs>
+        <w:ind w:left="4320" w:hanging="360"/>
+      </w:pPr>
+    </w:lvl>
+    <w:lvl w:ilvl="6" w:tentative="1">
+      <w:start w:val="1"/>
+      <w:numFmt w:val="decimal"/>
+      <w:lvlText w:val="%7."/>
+      <w:lvlJc w:val="left"/>
+      <w:pPr>
+        <w:tabs>
+          <w:tab w:val="num" w:pos="5040"/>
+        </w:tabs>
+        <w:ind w:left="5040" w:hanging="360"/>
+      </w:pPr>
+    </w:lvl>
+    <w:lvl w:ilvl="7" w:tentative="1">
+      <w:start w:val="1"/>
+      <w:numFmt w:val="decimal"/>
+      <w:lvlText w:val="%8."/>
+      <w:lvlJc w:val="left"/>
+      <w:pPr>
+        <w:tabs>
+          <w:tab w:val="num" w:pos="5760"/>
+        </w:tabs>
+        <w:ind w:left="5760" w:hanging="360"/>
+      </w:pPr>
+    </w:lvl>
+    <w:lvl w:ilvl="8" w:tentative="1">
+      <w:start w:val="1"/>
+      <w:numFmt w:val="decimal"/>
+      <w:lvlText w:val="%9."/>
+      <w:lvlJc w:val="left"/>
+      <w:pPr>
+        <w:tabs>
+          <w:tab w:val="num" w:pos="6480"/>
+        </w:tabs>
+        <w:ind w:left="6480" w:hanging="360"/>
+      </w:pPr>
+    </w:lvl>
+  </w:abstractNum>
+  <w:abstractNum w:abstractNumId="5" w15:restartNumberingAfterBreak="0">
     <w:nsid w:val="08585231"/>
     <w:multiLevelType w:val="multilevel"/>
     <w:tmpl w:val="B4B620E0"/>
@@ -11088,7 +14906,7 @@
       </w:pPr>
     </w:lvl>
   </w:abstractNum>
-  <w:abstractNum w:abstractNumId="5" w15:restartNumberingAfterBreak="0">
+  <w:abstractNum w:abstractNumId="6" w15:restartNumberingAfterBreak="0">
     <w:nsid w:val="13FD7E09"/>
     <w:multiLevelType w:val="multilevel"/>
     <w:tmpl w:val="C9DA4AD6"/>
@@ -11237,7 +15055,7 @@
       </w:rPr>
     </w:lvl>
   </w:abstractNum>
-  <w:abstractNum w:abstractNumId="6" w15:restartNumberingAfterBreak="0">
+  <w:abstractNum w:abstractNumId="7" w15:restartNumberingAfterBreak="0">
     <w:nsid w:val="18D84484"/>
     <w:multiLevelType w:val="multilevel"/>
     <w:tmpl w:val="9E5A9144"/>
@@ -11386,7 +15204,120 @@
       </w:rPr>
     </w:lvl>
   </w:abstractNum>
-  <w:abstractNum w:abstractNumId="7" w15:restartNumberingAfterBreak="0">
+  <w:abstractNum w:abstractNumId="8" w15:restartNumberingAfterBreak="0">
+    <w:nsid w:val="1A6134E4"/>
+    <w:multiLevelType w:val="multilevel"/>
+    <w:tmpl w:val="AB4C1E12"/>
+    <w:lvl w:ilvl="0">
+      <w:start w:val="1"/>
+      <w:numFmt w:val="decimal"/>
+      <w:lvlText w:val="%1."/>
+      <w:lvlJc w:val="left"/>
+      <w:pPr>
+        <w:tabs>
+          <w:tab w:val="num" w:pos="720"/>
+        </w:tabs>
+        <w:ind w:left="720" w:hanging="360"/>
+      </w:pPr>
+    </w:lvl>
+    <w:lvl w:ilvl="1" w:tentative="1">
+      <w:start w:val="1"/>
+      <w:numFmt w:val="decimal"/>
+      <w:lvlText w:val="%2."/>
+      <w:lvlJc w:val="left"/>
+      <w:pPr>
+        <w:tabs>
+          <w:tab w:val="num" w:pos="1440"/>
+        </w:tabs>
+        <w:ind w:left="1440" w:hanging="360"/>
+      </w:pPr>
+    </w:lvl>
+    <w:lvl w:ilvl="2" w:tentative="1">
+      <w:start w:val="1"/>
+      <w:numFmt w:val="decimal"/>
+      <w:lvlText w:val="%3."/>
+      <w:lvlJc w:val="left"/>
+      <w:pPr>
+        <w:tabs>
+          <w:tab w:val="num" w:pos="2160"/>
+        </w:tabs>
+        <w:ind w:left="2160" w:hanging="360"/>
+      </w:pPr>
+    </w:lvl>
+    <w:lvl w:ilvl="3" w:tentative="1">
+      <w:start w:val="1"/>
+      <w:numFmt w:val="decimal"/>
+      <w:lvlText w:val="%4."/>
+      <w:lvlJc w:val="left"/>
+      <w:pPr>
+        <w:tabs>
+          <w:tab w:val="num" w:pos="2880"/>
+        </w:tabs>
+        <w:ind w:left="2880" w:hanging="360"/>
+      </w:pPr>
+    </w:lvl>
+    <w:lvl w:ilvl="4" w:tentative="1">
+      <w:start w:val="1"/>
+      <w:numFmt w:val="decimal"/>
+      <w:lvlText w:val="%5."/>
+      <w:lvlJc w:val="left"/>
+      <w:pPr>
+        <w:tabs>
+          <w:tab w:val="num" w:pos="3600"/>
+        </w:tabs>
+        <w:ind w:left="3600" w:hanging="360"/>
+      </w:pPr>
+    </w:lvl>
+    <w:lvl w:ilvl="5" w:tentative="1">
+      <w:start w:val="1"/>
+      <w:numFmt w:val="decimal"/>
+      <w:lvlText w:val="%6."/>
+      <w:lvlJc w:val="left"/>
+      <w:pPr>
+        <w:tabs>
+          <w:tab w:val="num" w:pos="4320"/>
+        </w:tabs>
+        <w:ind w:left="4320" w:hanging="360"/>
+      </w:pPr>
+    </w:lvl>
+    <w:lvl w:ilvl="6" w:tentative="1">
+      <w:start w:val="1"/>
+      <w:numFmt w:val="decimal"/>
+      <w:lvlText w:val="%7."/>
+      <w:lvlJc w:val="left"/>
+      <w:pPr>
+        <w:tabs>
+          <w:tab w:val="num" w:pos="5040"/>
+        </w:tabs>
+        <w:ind w:left="5040" w:hanging="360"/>
+      </w:pPr>
+    </w:lvl>
+    <w:lvl w:ilvl="7" w:tentative="1">
+      <w:start w:val="1"/>
+      <w:numFmt w:val="decimal"/>
+      <w:lvlText w:val="%8."/>
+      <w:lvlJc w:val="left"/>
+      <w:pPr>
+        <w:tabs>
+          <w:tab w:val="num" w:pos="5760"/>
+        </w:tabs>
+        <w:ind w:left="5760" w:hanging="360"/>
+      </w:pPr>
+    </w:lvl>
+    <w:lvl w:ilvl="8" w:tentative="1">
+      <w:start w:val="1"/>
+      <w:numFmt w:val="decimal"/>
+      <w:lvlText w:val="%9."/>
+      <w:lvlJc w:val="left"/>
+      <w:pPr>
+        <w:tabs>
+          <w:tab w:val="num" w:pos="6480"/>
+        </w:tabs>
+        <w:ind w:left="6480" w:hanging="360"/>
+      </w:pPr>
+    </w:lvl>
+  </w:abstractNum>
+  <w:abstractNum w:abstractNumId="9" w15:restartNumberingAfterBreak="0">
     <w:nsid w:val="30B42204"/>
     <w:multiLevelType w:val="multilevel"/>
     <w:tmpl w:val="65E20F12"/>
@@ -11535,7 +15466,386 @@
       </w:rPr>
     </w:lvl>
   </w:abstractNum>
-  <w:abstractNum w:abstractNumId="8" w15:restartNumberingAfterBreak="0">
+  <w:abstractNum w:abstractNumId="10" w15:restartNumberingAfterBreak="0">
+    <w:nsid w:val="322627A6"/>
+    <w:multiLevelType w:val="multilevel"/>
+    <w:tmpl w:val="80B04FA6"/>
+    <w:lvl w:ilvl="0">
+      <w:start w:val="1"/>
+      <w:numFmt w:val="bullet"/>
+      <w:lvlText w:val=""/>
+      <w:lvlJc w:val="left"/>
+      <w:pPr>
+        <w:tabs>
+          <w:tab w:val="num" w:pos="720"/>
+        </w:tabs>
+        <w:ind w:left="720" w:hanging="360"/>
+      </w:pPr>
+      <w:rPr>
+        <w:rFonts w:ascii="Symbol" w:hAnsi="Symbol" w:hint="default"/>
+        <w:sz w:val="20"/>
+      </w:rPr>
+    </w:lvl>
+    <w:lvl w:ilvl="1" w:tentative="1">
+      <w:start w:val="1"/>
+      <w:numFmt w:val="bullet"/>
+      <w:lvlText w:val="o"/>
+      <w:lvlJc w:val="left"/>
+      <w:pPr>
+        <w:tabs>
+          <w:tab w:val="num" w:pos="1440"/>
+        </w:tabs>
+        <w:ind w:left="1440" w:hanging="360"/>
+      </w:pPr>
+      <w:rPr>
+        <w:rFonts w:ascii="Courier New" w:hAnsi="Courier New" w:hint="default"/>
+        <w:sz w:val="20"/>
+      </w:rPr>
+    </w:lvl>
+    <w:lvl w:ilvl="2" w:tentative="1">
+      <w:start w:val="1"/>
+      <w:numFmt w:val="bullet"/>
+      <w:lvlText w:val=""/>
+      <w:lvlJc w:val="left"/>
+      <w:pPr>
+        <w:tabs>
+          <w:tab w:val="num" w:pos="2160"/>
+        </w:tabs>
+        <w:ind w:left="2160" w:hanging="360"/>
+      </w:pPr>
+      <w:rPr>
+        <w:rFonts w:ascii="Wingdings" w:hAnsi="Wingdings" w:hint="default"/>
+        <w:sz w:val="20"/>
+      </w:rPr>
+    </w:lvl>
+    <w:lvl w:ilvl="3" w:tentative="1">
+      <w:start w:val="1"/>
+      <w:numFmt w:val="bullet"/>
+      <w:lvlText w:val=""/>
+      <w:lvlJc w:val="left"/>
+      <w:pPr>
+        <w:tabs>
+          <w:tab w:val="num" w:pos="2880"/>
+        </w:tabs>
+        <w:ind w:left="2880" w:hanging="360"/>
+      </w:pPr>
+      <w:rPr>
+        <w:rFonts w:ascii="Wingdings" w:hAnsi="Wingdings" w:hint="default"/>
+        <w:sz w:val="20"/>
+      </w:rPr>
+    </w:lvl>
+    <w:lvl w:ilvl="4" w:tentative="1">
+      <w:start w:val="1"/>
+      <w:numFmt w:val="bullet"/>
+      <w:lvlText w:val=""/>
+      <w:lvlJc w:val="left"/>
+      <w:pPr>
+        <w:tabs>
+          <w:tab w:val="num" w:pos="3600"/>
+        </w:tabs>
+        <w:ind w:left="3600" w:hanging="360"/>
+      </w:pPr>
+      <w:rPr>
+        <w:rFonts w:ascii="Wingdings" w:hAnsi="Wingdings" w:hint="default"/>
+        <w:sz w:val="20"/>
+      </w:rPr>
+    </w:lvl>
+    <w:lvl w:ilvl="5" w:tentative="1">
+      <w:start w:val="1"/>
+      <w:numFmt w:val="bullet"/>
+      <w:lvlText w:val=""/>
+      <w:lvlJc w:val="left"/>
+      <w:pPr>
+        <w:tabs>
+          <w:tab w:val="num" w:pos="4320"/>
+        </w:tabs>
+        <w:ind w:left="4320" w:hanging="360"/>
+      </w:pPr>
+      <w:rPr>
+        <w:rFonts w:ascii="Wingdings" w:hAnsi="Wingdings" w:hint="default"/>
+        <w:sz w:val="20"/>
+      </w:rPr>
+    </w:lvl>
+    <w:lvl w:ilvl="6" w:tentative="1">
+      <w:start w:val="1"/>
+      <w:numFmt w:val="bullet"/>
+      <w:lvlText w:val=""/>
+      <w:lvlJc w:val="left"/>
+      <w:pPr>
+        <w:tabs>
+          <w:tab w:val="num" w:pos="5040"/>
+        </w:tabs>
+        <w:ind w:left="5040" w:hanging="360"/>
+      </w:pPr>
+      <w:rPr>
+        <w:rFonts w:ascii="Wingdings" w:hAnsi="Wingdings" w:hint="default"/>
+        <w:sz w:val="20"/>
+      </w:rPr>
+    </w:lvl>
+    <w:lvl w:ilvl="7" w:tentative="1">
+      <w:start w:val="1"/>
+      <w:numFmt w:val="bullet"/>
+      <w:lvlText w:val=""/>
+      <w:lvlJc w:val="left"/>
+      <w:pPr>
+        <w:tabs>
+          <w:tab w:val="num" w:pos="5760"/>
+        </w:tabs>
+        <w:ind w:left="5760" w:hanging="360"/>
+      </w:pPr>
+      <w:rPr>
+        <w:rFonts w:ascii="Wingdings" w:hAnsi="Wingdings" w:hint="default"/>
+        <w:sz w:val="20"/>
+      </w:rPr>
+    </w:lvl>
+    <w:lvl w:ilvl="8" w:tentative="1">
+      <w:start w:val="1"/>
+      <w:numFmt w:val="bullet"/>
+      <w:lvlText w:val=""/>
+      <w:lvlJc w:val="left"/>
+      <w:pPr>
+        <w:tabs>
+          <w:tab w:val="num" w:pos="6480"/>
+        </w:tabs>
+        <w:ind w:left="6480" w:hanging="360"/>
+      </w:pPr>
+      <w:rPr>
+        <w:rFonts w:ascii="Wingdings" w:hAnsi="Wingdings" w:hint="default"/>
+        <w:sz w:val="20"/>
+      </w:rPr>
+    </w:lvl>
+  </w:abstractNum>
+  <w:abstractNum w:abstractNumId="11" w15:restartNumberingAfterBreak="0">
+    <w:nsid w:val="3D356011"/>
+    <w:multiLevelType w:val="multilevel"/>
+    <w:tmpl w:val="647205C0"/>
+    <w:lvl w:ilvl="0">
+      <w:start w:val="1"/>
+      <w:numFmt w:val="decimal"/>
+      <w:lvlText w:val="%1."/>
+      <w:lvlJc w:val="left"/>
+      <w:pPr>
+        <w:tabs>
+          <w:tab w:val="num" w:pos="720"/>
+        </w:tabs>
+        <w:ind w:left="720" w:hanging="360"/>
+      </w:pPr>
+    </w:lvl>
+    <w:lvl w:ilvl="1" w:tentative="1">
+      <w:start w:val="1"/>
+      <w:numFmt w:val="decimal"/>
+      <w:lvlText w:val="%2."/>
+      <w:lvlJc w:val="left"/>
+      <w:pPr>
+        <w:tabs>
+          <w:tab w:val="num" w:pos="1440"/>
+        </w:tabs>
+        <w:ind w:left="1440" w:hanging="360"/>
+      </w:pPr>
+    </w:lvl>
+    <w:lvl w:ilvl="2" w:tentative="1">
+      <w:start w:val="1"/>
+      <w:numFmt w:val="decimal"/>
+      <w:lvlText w:val="%3."/>
+      <w:lvlJc w:val="left"/>
+      <w:pPr>
+        <w:tabs>
+          <w:tab w:val="num" w:pos="2160"/>
+        </w:tabs>
+        <w:ind w:left="2160" w:hanging="360"/>
+      </w:pPr>
+    </w:lvl>
+    <w:lvl w:ilvl="3" w:tentative="1">
+      <w:start w:val="1"/>
+      <w:numFmt w:val="decimal"/>
+      <w:lvlText w:val="%4."/>
+      <w:lvlJc w:val="left"/>
+      <w:pPr>
+        <w:tabs>
+          <w:tab w:val="num" w:pos="2880"/>
+        </w:tabs>
+        <w:ind w:left="2880" w:hanging="360"/>
+      </w:pPr>
+    </w:lvl>
+    <w:lvl w:ilvl="4" w:tentative="1">
+      <w:start w:val="1"/>
+      <w:numFmt w:val="decimal"/>
+      <w:lvlText w:val="%5."/>
+      <w:lvlJc w:val="left"/>
+      <w:pPr>
+        <w:tabs>
+          <w:tab w:val="num" w:pos="3600"/>
+        </w:tabs>
+        <w:ind w:left="3600" w:hanging="360"/>
+      </w:pPr>
+    </w:lvl>
+    <w:lvl w:ilvl="5" w:tentative="1">
+      <w:start w:val="1"/>
+      <w:numFmt w:val="decimal"/>
+      <w:lvlText w:val="%6."/>
+      <w:lvlJc w:val="left"/>
+      <w:pPr>
+        <w:tabs>
+          <w:tab w:val="num" w:pos="4320"/>
+        </w:tabs>
+        <w:ind w:left="4320" w:hanging="360"/>
+      </w:pPr>
+    </w:lvl>
+    <w:lvl w:ilvl="6" w:tentative="1">
+      <w:start w:val="1"/>
+      <w:numFmt w:val="decimal"/>
+      <w:lvlText w:val="%7."/>
+      <w:lvlJc w:val="left"/>
+      <w:pPr>
+        <w:tabs>
+          <w:tab w:val="num" w:pos="5040"/>
+        </w:tabs>
+        <w:ind w:left="5040" w:hanging="360"/>
+      </w:pPr>
+    </w:lvl>
+    <w:lvl w:ilvl="7" w:tentative="1">
+      <w:start w:val="1"/>
+      <w:numFmt w:val="decimal"/>
+      <w:lvlText w:val="%8."/>
+      <w:lvlJc w:val="left"/>
+      <w:pPr>
+        <w:tabs>
+          <w:tab w:val="num" w:pos="5760"/>
+        </w:tabs>
+        <w:ind w:left="5760" w:hanging="360"/>
+      </w:pPr>
+    </w:lvl>
+    <w:lvl w:ilvl="8" w:tentative="1">
+      <w:start w:val="1"/>
+      <w:numFmt w:val="decimal"/>
+      <w:lvlText w:val="%9."/>
+      <w:lvlJc w:val="left"/>
+      <w:pPr>
+        <w:tabs>
+          <w:tab w:val="num" w:pos="6480"/>
+        </w:tabs>
+        <w:ind w:left="6480" w:hanging="360"/>
+      </w:pPr>
+    </w:lvl>
+  </w:abstractNum>
+  <w:abstractNum w:abstractNumId="12" w15:restartNumberingAfterBreak="0">
+    <w:nsid w:val="40E25EBA"/>
+    <w:multiLevelType w:val="multilevel"/>
+    <w:tmpl w:val="9692D5EA"/>
+    <w:lvl w:ilvl="0">
+      <w:start w:val="1"/>
+      <w:numFmt w:val="decimal"/>
+      <w:lvlText w:val="%1."/>
+      <w:lvlJc w:val="left"/>
+      <w:pPr>
+        <w:tabs>
+          <w:tab w:val="num" w:pos="720"/>
+        </w:tabs>
+        <w:ind w:left="720" w:hanging="360"/>
+      </w:pPr>
+    </w:lvl>
+    <w:lvl w:ilvl="1">
+      <w:start w:val="1"/>
+      <w:numFmt w:val="bullet"/>
+      <w:lvlText w:val="o"/>
+      <w:lvlJc w:val="left"/>
+      <w:pPr>
+        <w:tabs>
+          <w:tab w:val="num" w:pos="1440"/>
+        </w:tabs>
+        <w:ind w:left="1440" w:hanging="360"/>
+      </w:pPr>
+      <w:rPr>
+        <w:rFonts w:ascii="Courier New" w:hAnsi="Courier New" w:hint="default"/>
+        <w:sz w:val="20"/>
+      </w:rPr>
+    </w:lvl>
+    <w:lvl w:ilvl="2" w:tentative="1">
+      <w:start w:val="1"/>
+      <w:numFmt w:val="decimal"/>
+      <w:lvlText w:val="%3."/>
+      <w:lvlJc w:val="left"/>
+      <w:pPr>
+        <w:tabs>
+          <w:tab w:val="num" w:pos="2160"/>
+        </w:tabs>
+        <w:ind w:left="2160" w:hanging="360"/>
+      </w:pPr>
+    </w:lvl>
+    <w:lvl w:ilvl="3" w:tentative="1">
+      <w:start w:val="1"/>
+      <w:numFmt w:val="decimal"/>
+      <w:lvlText w:val="%4."/>
+      <w:lvlJc w:val="left"/>
+      <w:pPr>
+        <w:tabs>
+          <w:tab w:val="num" w:pos="2880"/>
+        </w:tabs>
+        <w:ind w:left="2880" w:hanging="360"/>
+      </w:pPr>
+    </w:lvl>
+    <w:lvl w:ilvl="4" w:tentative="1">
+      <w:start w:val="1"/>
+      <w:numFmt w:val="decimal"/>
+      <w:lvlText w:val="%5."/>
+      <w:lvlJc w:val="left"/>
+      <w:pPr>
+        <w:tabs>
+          <w:tab w:val="num" w:pos="3600"/>
+        </w:tabs>
+        <w:ind w:left="3600" w:hanging="360"/>
+      </w:pPr>
+    </w:lvl>
+    <w:lvl w:ilvl="5" w:tentative="1">
+      <w:start w:val="1"/>
+      <w:numFmt w:val="decimal"/>
+      <w:lvlText w:val="%6."/>
+      <w:lvlJc w:val="left"/>
+      <w:pPr>
+        <w:tabs>
+          <w:tab w:val="num" w:pos="4320"/>
+        </w:tabs>
+        <w:ind w:left="4320" w:hanging="360"/>
+      </w:pPr>
+    </w:lvl>
+    <w:lvl w:ilvl="6" w:tentative="1">
+      <w:start w:val="1"/>
+      <w:numFmt w:val="decimal"/>
+      <w:lvlText w:val="%7."/>
+      <w:lvlJc w:val="left"/>
+      <w:pPr>
+        <w:tabs>
+          <w:tab w:val="num" w:pos="5040"/>
+        </w:tabs>
+        <w:ind w:left="5040" w:hanging="360"/>
+      </w:pPr>
+    </w:lvl>
+    <w:lvl w:ilvl="7" w:tentative="1">
+      <w:start w:val="1"/>
+      <w:numFmt w:val="decimal"/>
+      <w:lvlText w:val="%8."/>
+      <w:lvlJc w:val="left"/>
+      <w:pPr>
+        <w:tabs>
+          <w:tab w:val="num" w:pos="5760"/>
+        </w:tabs>
+        <w:ind w:left="5760" w:hanging="360"/>
+      </w:pPr>
+    </w:lvl>
+    <w:lvl w:ilvl="8" w:tentative="1">
+      <w:start w:val="1"/>
+      <w:numFmt w:val="decimal"/>
+      <w:lvlText w:val="%9."/>
+      <w:lvlJc w:val="left"/>
+      <w:pPr>
+        <w:tabs>
+          <w:tab w:val="num" w:pos="6480"/>
+        </w:tabs>
+        <w:ind w:left="6480" w:hanging="360"/>
+      </w:pPr>
+    </w:lvl>
+  </w:abstractNum>
+  <w:abstractNum w:abstractNumId="13" w15:restartNumberingAfterBreak="0">
     <w:nsid w:val="42C66C3F"/>
     <w:multiLevelType w:val="multilevel"/>
     <w:tmpl w:val="FC0602DE"/>
@@ -11648,7 +15958,7 @@
       </w:pPr>
     </w:lvl>
   </w:abstractNum>
-  <w:abstractNum w:abstractNumId="9" w15:restartNumberingAfterBreak="0">
+  <w:abstractNum w:abstractNumId="14" w15:restartNumberingAfterBreak="0">
     <w:nsid w:val="44606BD7"/>
     <w:multiLevelType w:val="multilevel"/>
     <w:tmpl w:val="C3BEEE6A"/>
@@ -11797,7 +16107,7 @@
       </w:rPr>
     </w:lvl>
   </w:abstractNum>
-  <w:abstractNum w:abstractNumId="10" w15:restartNumberingAfterBreak="0">
+  <w:abstractNum w:abstractNumId="15" w15:restartNumberingAfterBreak="0">
     <w:nsid w:val="4F8279C7"/>
     <w:multiLevelType w:val="multilevel"/>
     <w:tmpl w:val="1702EB7E"/>
@@ -11946,7 +16256,156 @@
       </w:rPr>
     </w:lvl>
   </w:abstractNum>
-  <w:abstractNum w:abstractNumId="11" w15:restartNumberingAfterBreak="0">
+  <w:abstractNum w:abstractNumId="16" w15:restartNumberingAfterBreak="0">
+    <w:nsid w:val="52100845"/>
+    <w:multiLevelType w:val="multilevel"/>
+    <w:tmpl w:val="EBEC5988"/>
+    <w:lvl w:ilvl="0">
+      <w:start w:val="1"/>
+      <w:numFmt w:val="bullet"/>
+      <w:lvlText w:val=""/>
+      <w:lvlJc w:val="left"/>
+      <w:pPr>
+        <w:tabs>
+          <w:tab w:val="num" w:pos="720"/>
+        </w:tabs>
+        <w:ind w:left="720" w:hanging="360"/>
+      </w:pPr>
+      <w:rPr>
+        <w:rFonts w:ascii="Symbol" w:hAnsi="Symbol" w:hint="default"/>
+        <w:sz w:val="20"/>
+      </w:rPr>
+    </w:lvl>
+    <w:lvl w:ilvl="1" w:tentative="1">
+      <w:start w:val="1"/>
+      <w:numFmt w:val="bullet"/>
+      <w:lvlText w:val="o"/>
+      <w:lvlJc w:val="left"/>
+      <w:pPr>
+        <w:tabs>
+          <w:tab w:val="num" w:pos="1440"/>
+        </w:tabs>
+        <w:ind w:left="1440" w:hanging="360"/>
+      </w:pPr>
+      <w:rPr>
+        <w:rFonts w:ascii="Courier New" w:hAnsi="Courier New" w:hint="default"/>
+        <w:sz w:val="20"/>
+      </w:rPr>
+    </w:lvl>
+    <w:lvl w:ilvl="2" w:tentative="1">
+      <w:start w:val="1"/>
+      <w:numFmt w:val="bullet"/>
+      <w:lvlText w:val=""/>
+      <w:lvlJc w:val="left"/>
+      <w:pPr>
+        <w:tabs>
+          <w:tab w:val="num" w:pos="2160"/>
+        </w:tabs>
+        <w:ind w:left="2160" w:hanging="360"/>
+      </w:pPr>
+      <w:rPr>
+        <w:rFonts w:ascii="Wingdings" w:hAnsi="Wingdings" w:hint="default"/>
+        <w:sz w:val="20"/>
+      </w:rPr>
+    </w:lvl>
+    <w:lvl w:ilvl="3" w:tentative="1">
+      <w:start w:val="1"/>
+      <w:numFmt w:val="bullet"/>
+      <w:lvlText w:val=""/>
+      <w:lvlJc w:val="left"/>
+      <w:pPr>
+        <w:tabs>
+          <w:tab w:val="num" w:pos="2880"/>
+        </w:tabs>
+        <w:ind w:left="2880" w:hanging="360"/>
+      </w:pPr>
+      <w:rPr>
+        <w:rFonts w:ascii="Wingdings" w:hAnsi="Wingdings" w:hint="default"/>
+        <w:sz w:val="20"/>
+      </w:rPr>
+    </w:lvl>
+    <w:lvl w:ilvl="4" w:tentative="1">
+      <w:start w:val="1"/>
+      <w:numFmt w:val="bullet"/>
+      <w:lvlText w:val=""/>
+      <w:lvlJc w:val="left"/>
+      <w:pPr>
+        <w:tabs>
+          <w:tab w:val="num" w:pos="3600"/>
+        </w:tabs>
+        <w:ind w:left="3600" w:hanging="360"/>
+      </w:pPr>
+      <w:rPr>
+        <w:rFonts w:ascii="Wingdings" w:hAnsi="Wingdings" w:hint="default"/>
+        <w:sz w:val="20"/>
+      </w:rPr>
+    </w:lvl>
+    <w:lvl w:ilvl="5" w:tentative="1">
+      <w:start w:val="1"/>
+      <w:numFmt w:val="bullet"/>
+      <w:lvlText w:val=""/>
+      <w:lvlJc w:val="left"/>
+      <w:pPr>
+        <w:tabs>
+          <w:tab w:val="num" w:pos="4320"/>
+        </w:tabs>
+        <w:ind w:left="4320" w:hanging="360"/>
+      </w:pPr>
+      <w:rPr>
+        <w:rFonts w:ascii="Wingdings" w:hAnsi="Wingdings" w:hint="default"/>
+        <w:sz w:val="20"/>
+      </w:rPr>
+    </w:lvl>
+    <w:lvl w:ilvl="6" w:tentative="1">
+      <w:start w:val="1"/>
+      <w:numFmt w:val="bullet"/>
+      <w:lvlText w:val=""/>
+      <w:lvlJc w:val="left"/>
+      <w:pPr>
+        <w:tabs>
+          <w:tab w:val="num" w:pos="5040"/>
+        </w:tabs>
+        <w:ind w:left="5040" w:hanging="360"/>
+      </w:pPr>
+      <w:rPr>
+        <w:rFonts w:ascii="Wingdings" w:hAnsi="Wingdings" w:hint="default"/>
+        <w:sz w:val="20"/>
+      </w:rPr>
+    </w:lvl>
+    <w:lvl w:ilvl="7" w:tentative="1">
+      <w:start w:val="1"/>
+      <w:numFmt w:val="bullet"/>
+      <w:lvlText w:val=""/>
+      <w:lvlJc w:val="left"/>
+      <w:pPr>
+        <w:tabs>
+          <w:tab w:val="num" w:pos="5760"/>
+        </w:tabs>
+        <w:ind w:left="5760" w:hanging="360"/>
+      </w:pPr>
+      <w:rPr>
+        <w:rFonts w:ascii="Wingdings" w:hAnsi="Wingdings" w:hint="default"/>
+        <w:sz w:val="20"/>
+      </w:rPr>
+    </w:lvl>
+    <w:lvl w:ilvl="8" w:tentative="1">
+      <w:start w:val="1"/>
+      <w:numFmt w:val="bullet"/>
+      <w:lvlText w:val=""/>
+      <w:lvlJc w:val="left"/>
+      <w:pPr>
+        <w:tabs>
+          <w:tab w:val="num" w:pos="6480"/>
+        </w:tabs>
+        <w:ind w:left="6480" w:hanging="360"/>
+      </w:pPr>
+      <w:rPr>
+        <w:rFonts w:ascii="Wingdings" w:hAnsi="Wingdings" w:hint="default"/>
+        <w:sz w:val="20"/>
+      </w:rPr>
+    </w:lvl>
+  </w:abstractNum>
+  <w:abstractNum w:abstractNumId="17" w15:restartNumberingAfterBreak="0">
     <w:nsid w:val="5D8D2ED3"/>
     <w:multiLevelType w:val="multilevel"/>
     <w:tmpl w:val="15A80C36"/>
@@ -12095,7 +16554,7 @@
       </w:rPr>
     </w:lvl>
   </w:abstractNum>
-  <w:abstractNum w:abstractNumId="12" w15:restartNumberingAfterBreak="0">
+  <w:abstractNum w:abstractNumId="18" w15:restartNumberingAfterBreak="0">
     <w:nsid w:val="636C66E8"/>
     <w:multiLevelType w:val="multilevel"/>
     <w:tmpl w:val="1ADCBB78"/>
@@ -12244,7 +16703,7 @@
       </w:rPr>
     </w:lvl>
   </w:abstractNum>
-  <w:abstractNum w:abstractNumId="13" w15:restartNumberingAfterBreak="0">
+  <w:abstractNum w:abstractNumId="19" w15:restartNumberingAfterBreak="0">
     <w:nsid w:val="63BB4113"/>
     <w:multiLevelType w:val="multilevel"/>
     <w:tmpl w:val="77740876"/>
@@ -12393,7 +16852,233 @@
       </w:rPr>
     </w:lvl>
   </w:abstractNum>
-  <w:abstractNum w:abstractNumId="14" w15:restartNumberingAfterBreak="0">
+  <w:abstractNum w:abstractNumId="20" w15:restartNumberingAfterBreak="0">
+    <w:nsid w:val="63F039C0"/>
+    <w:multiLevelType w:val="multilevel"/>
+    <w:tmpl w:val="8AB847F2"/>
+    <w:lvl w:ilvl="0">
+      <w:start w:val="1"/>
+      <w:numFmt w:val="decimal"/>
+      <w:lvlText w:val="%1."/>
+      <w:lvlJc w:val="left"/>
+      <w:pPr>
+        <w:tabs>
+          <w:tab w:val="num" w:pos="720"/>
+        </w:tabs>
+        <w:ind w:left="720" w:hanging="360"/>
+      </w:pPr>
+    </w:lvl>
+    <w:lvl w:ilvl="1" w:tentative="1">
+      <w:start w:val="1"/>
+      <w:numFmt w:val="decimal"/>
+      <w:lvlText w:val="%2."/>
+      <w:lvlJc w:val="left"/>
+      <w:pPr>
+        <w:tabs>
+          <w:tab w:val="num" w:pos="1440"/>
+        </w:tabs>
+        <w:ind w:left="1440" w:hanging="360"/>
+      </w:pPr>
+    </w:lvl>
+    <w:lvl w:ilvl="2" w:tentative="1">
+      <w:start w:val="1"/>
+      <w:numFmt w:val="decimal"/>
+      <w:lvlText w:val="%3."/>
+      <w:lvlJc w:val="left"/>
+      <w:pPr>
+        <w:tabs>
+          <w:tab w:val="num" w:pos="2160"/>
+        </w:tabs>
+        <w:ind w:left="2160" w:hanging="360"/>
+      </w:pPr>
+    </w:lvl>
+    <w:lvl w:ilvl="3" w:tentative="1">
+      <w:start w:val="1"/>
+      <w:numFmt w:val="decimal"/>
+      <w:lvlText w:val="%4."/>
+      <w:lvlJc w:val="left"/>
+      <w:pPr>
+        <w:tabs>
+          <w:tab w:val="num" w:pos="2880"/>
+        </w:tabs>
+        <w:ind w:left="2880" w:hanging="360"/>
+      </w:pPr>
+    </w:lvl>
+    <w:lvl w:ilvl="4" w:tentative="1">
+      <w:start w:val="1"/>
+      <w:numFmt w:val="decimal"/>
+      <w:lvlText w:val="%5."/>
+      <w:lvlJc w:val="left"/>
+      <w:pPr>
+        <w:tabs>
+          <w:tab w:val="num" w:pos="3600"/>
+        </w:tabs>
+        <w:ind w:left="3600" w:hanging="360"/>
+      </w:pPr>
+    </w:lvl>
+    <w:lvl w:ilvl="5" w:tentative="1">
+      <w:start w:val="1"/>
+      <w:numFmt w:val="decimal"/>
+      <w:lvlText w:val="%6."/>
+      <w:lvlJc w:val="left"/>
+      <w:pPr>
+        <w:tabs>
+          <w:tab w:val="num" w:pos="4320"/>
+        </w:tabs>
+        <w:ind w:left="4320" w:hanging="360"/>
+      </w:pPr>
+    </w:lvl>
+    <w:lvl w:ilvl="6" w:tentative="1">
+      <w:start w:val="1"/>
+      <w:numFmt w:val="decimal"/>
+      <w:lvlText w:val="%7."/>
+      <w:lvlJc w:val="left"/>
+      <w:pPr>
+        <w:tabs>
+          <w:tab w:val="num" w:pos="5040"/>
+        </w:tabs>
+        <w:ind w:left="5040" w:hanging="360"/>
+      </w:pPr>
+    </w:lvl>
+    <w:lvl w:ilvl="7" w:tentative="1">
+      <w:start w:val="1"/>
+      <w:numFmt w:val="decimal"/>
+      <w:lvlText w:val="%8."/>
+      <w:lvlJc w:val="left"/>
+      <w:pPr>
+        <w:tabs>
+          <w:tab w:val="num" w:pos="5760"/>
+        </w:tabs>
+        <w:ind w:left="5760" w:hanging="360"/>
+      </w:pPr>
+    </w:lvl>
+    <w:lvl w:ilvl="8" w:tentative="1">
+      <w:start w:val="1"/>
+      <w:numFmt w:val="decimal"/>
+      <w:lvlText w:val="%9."/>
+      <w:lvlJc w:val="left"/>
+      <w:pPr>
+        <w:tabs>
+          <w:tab w:val="num" w:pos="6480"/>
+        </w:tabs>
+        <w:ind w:left="6480" w:hanging="360"/>
+      </w:pPr>
+    </w:lvl>
+  </w:abstractNum>
+  <w:abstractNum w:abstractNumId="21" w15:restartNumberingAfterBreak="0">
+    <w:nsid w:val="68D73C7C"/>
+    <w:multiLevelType w:val="multilevel"/>
+    <w:tmpl w:val="5AB2DE06"/>
+    <w:lvl w:ilvl="0">
+      <w:start w:val="1"/>
+      <w:numFmt w:val="decimal"/>
+      <w:lvlText w:val="%1."/>
+      <w:lvlJc w:val="left"/>
+      <w:pPr>
+        <w:tabs>
+          <w:tab w:val="num" w:pos="720"/>
+        </w:tabs>
+        <w:ind w:left="720" w:hanging="360"/>
+      </w:pPr>
+    </w:lvl>
+    <w:lvl w:ilvl="1" w:tentative="1">
+      <w:start w:val="1"/>
+      <w:numFmt w:val="decimal"/>
+      <w:lvlText w:val="%2."/>
+      <w:lvlJc w:val="left"/>
+      <w:pPr>
+        <w:tabs>
+          <w:tab w:val="num" w:pos="1440"/>
+        </w:tabs>
+        <w:ind w:left="1440" w:hanging="360"/>
+      </w:pPr>
+    </w:lvl>
+    <w:lvl w:ilvl="2" w:tentative="1">
+      <w:start w:val="1"/>
+      <w:numFmt w:val="decimal"/>
+      <w:lvlText w:val="%3."/>
+      <w:lvlJc w:val="left"/>
+      <w:pPr>
+        <w:tabs>
+          <w:tab w:val="num" w:pos="2160"/>
+        </w:tabs>
+        <w:ind w:left="2160" w:hanging="360"/>
+      </w:pPr>
+    </w:lvl>
+    <w:lvl w:ilvl="3" w:tentative="1">
+      <w:start w:val="1"/>
+      <w:numFmt w:val="decimal"/>
+      <w:lvlText w:val="%4."/>
+      <w:lvlJc w:val="left"/>
+      <w:pPr>
+        <w:tabs>
+          <w:tab w:val="num" w:pos="2880"/>
+        </w:tabs>
+        <w:ind w:left="2880" w:hanging="360"/>
+      </w:pPr>
+    </w:lvl>
+    <w:lvl w:ilvl="4" w:tentative="1">
+      <w:start w:val="1"/>
+      <w:numFmt w:val="decimal"/>
+      <w:lvlText w:val="%5."/>
+      <w:lvlJc w:val="left"/>
+      <w:pPr>
+        <w:tabs>
+          <w:tab w:val="num" w:pos="3600"/>
+        </w:tabs>
+        <w:ind w:left="3600" w:hanging="360"/>
+      </w:pPr>
+    </w:lvl>
+    <w:lvl w:ilvl="5" w:tentative="1">
+      <w:start w:val="1"/>
+      <w:numFmt w:val="decimal"/>
+      <w:lvlText w:val="%6."/>
+      <w:lvlJc w:val="left"/>
+      <w:pPr>
+        <w:tabs>
+          <w:tab w:val="num" w:pos="4320"/>
+        </w:tabs>
+        <w:ind w:left="4320" w:hanging="360"/>
+      </w:pPr>
+    </w:lvl>
+    <w:lvl w:ilvl="6" w:tentative="1">
+      <w:start w:val="1"/>
+      <w:numFmt w:val="decimal"/>
+      <w:lvlText w:val="%7."/>
+      <w:lvlJc w:val="left"/>
+      <w:pPr>
+        <w:tabs>
+          <w:tab w:val="num" w:pos="5040"/>
+        </w:tabs>
+        <w:ind w:left="5040" w:hanging="360"/>
+      </w:pPr>
+    </w:lvl>
+    <w:lvl w:ilvl="7" w:tentative="1">
+      <w:start w:val="1"/>
+      <w:numFmt w:val="decimal"/>
+      <w:lvlText w:val="%8."/>
+      <w:lvlJc w:val="left"/>
+      <w:pPr>
+        <w:tabs>
+          <w:tab w:val="num" w:pos="5760"/>
+        </w:tabs>
+        <w:ind w:left="5760" w:hanging="360"/>
+      </w:pPr>
+    </w:lvl>
+    <w:lvl w:ilvl="8" w:tentative="1">
+      <w:start w:val="1"/>
+      <w:numFmt w:val="decimal"/>
+      <w:lvlText w:val="%9."/>
+      <w:lvlJc w:val="left"/>
+      <w:pPr>
+        <w:tabs>
+          <w:tab w:val="num" w:pos="6480"/>
+        </w:tabs>
+        <w:ind w:left="6480" w:hanging="360"/>
+      </w:pPr>
+    </w:lvl>
+  </w:abstractNum>
+  <w:abstractNum w:abstractNumId="22" w15:restartNumberingAfterBreak="0">
     <w:nsid w:val="6BA7380C"/>
     <w:multiLevelType w:val="multilevel"/>
     <w:tmpl w:val="A42A7732"/>
@@ -12542,7 +17227,7 @@
       </w:rPr>
     </w:lvl>
   </w:abstractNum>
-  <w:abstractNum w:abstractNumId="15" w15:restartNumberingAfterBreak="0">
+  <w:abstractNum w:abstractNumId="23" w15:restartNumberingAfterBreak="0">
     <w:nsid w:val="772A5D25"/>
     <w:multiLevelType w:val="multilevel"/>
     <w:tmpl w:val="570CCCB6"/>
@@ -12655,7 +17340,7 @@
       </w:pPr>
     </w:lvl>
   </w:abstractNum>
-  <w:abstractNum w:abstractNumId="16" w15:restartNumberingAfterBreak="0">
+  <w:abstractNum w:abstractNumId="24" w15:restartNumberingAfterBreak="0">
     <w:nsid w:val="7F3867E0"/>
     <w:multiLevelType w:val="multilevel"/>
     <w:tmpl w:val="87D80F68"/>
@@ -12773,7 +17458,7 @@
     </w:lvl>
   </w:abstractNum>
   <w:num w:numId="1" w16cid:durableId="1087271176">
-    <w:abstractNumId w:val="4"/>
+    <w:abstractNumId w:val="5"/>
   </w:num>
   <w:num w:numId="2" w16cid:durableId="907879522">
     <w:abstractNumId w:val="2"/>
@@ -12782,138 +17467,138 @@
     <w:abstractNumId w:val="0"/>
   </w:num>
   <w:num w:numId="4" w16cid:durableId="1003778869">
-    <w:abstractNumId w:val="8"/>
+    <w:abstractNumId w:val="13"/>
   </w:num>
   <w:num w:numId="5" w16cid:durableId="626358799">
-    <w:abstractNumId w:val="6"/>
+    <w:abstractNumId w:val="7"/>
   </w:num>
   <w:num w:numId="6" w16cid:durableId="710499968">
-    <w:abstractNumId w:val="16"/>
+    <w:abstractNumId w:val="24"/>
   </w:num>
   <w:num w:numId="7" w16cid:durableId="1810707298">
-    <w:abstractNumId w:val="13"/>
+    <w:abstractNumId w:val="19"/>
   </w:num>
   <w:num w:numId="8" w16cid:durableId="61173055">
     <w:abstractNumId w:val="1"/>
   </w:num>
   <w:num w:numId="9" w16cid:durableId="2071154899">
-    <w:abstractNumId w:val="9"/>
+    <w:abstractNumId w:val="14"/>
   </w:num>
   <w:num w:numId="10" w16cid:durableId="1636253328">
-    <w:abstractNumId w:val="10"/>
+    <w:abstractNumId w:val="15"/>
   </w:num>
   <w:num w:numId="11" w16cid:durableId="602493940">
-    <w:abstractNumId w:val="14"/>
+    <w:abstractNumId w:val="22"/>
   </w:num>
   <w:num w:numId="12" w16cid:durableId="726613220">
-    <w:abstractNumId w:val="15"/>
+    <w:abstractNumId w:val="23"/>
     <w:lvlOverride w:ilvl="0">
       <w:startOverride w:val="1"/>
     </w:lvlOverride>
   </w:num>
   <w:num w:numId="13" w16cid:durableId="643005246">
-    <w:abstractNumId w:val="15"/>
+    <w:abstractNumId w:val="23"/>
     <w:lvlOverride w:ilvl="0">
       <w:startOverride w:val="2"/>
     </w:lvlOverride>
   </w:num>
   <w:num w:numId="14" w16cid:durableId="831796005">
-    <w:abstractNumId w:val="15"/>
+    <w:abstractNumId w:val="23"/>
     <w:lvlOverride w:ilvl="0">
       <w:startOverride w:val="3"/>
     </w:lvlOverride>
   </w:num>
   <w:num w:numId="15" w16cid:durableId="1249272198">
-    <w:abstractNumId w:val="15"/>
+    <w:abstractNumId w:val="23"/>
     <w:lvlOverride w:ilvl="0">
       <w:startOverride w:val="4"/>
     </w:lvlOverride>
   </w:num>
   <w:num w:numId="16" w16cid:durableId="447548521">
-    <w:abstractNumId w:val="15"/>
+    <w:abstractNumId w:val="23"/>
     <w:lvlOverride w:ilvl="0">
       <w:startOverride w:val="5"/>
     </w:lvlOverride>
   </w:num>
   <w:num w:numId="17" w16cid:durableId="1098986525">
-    <w:abstractNumId w:val="15"/>
+    <w:abstractNumId w:val="23"/>
     <w:lvlOverride w:ilvl="0">
       <w:startOverride w:val="6"/>
     </w:lvlOverride>
   </w:num>
   <w:num w:numId="18" w16cid:durableId="1756516516">
-    <w:abstractNumId w:val="15"/>
+    <w:abstractNumId w:val="23"/>
     <w:lvlOverride w:ilvl="0">
       <w:startOverride w:val="7"/>
     </w:lvlOverride>
   </w:num>
   <w:num w:numId="19" w16cid:durableId="1320574397">
-    <w:abstractNumId w:val="15"/>
+    <w:abstractNumId w:val="23"/>
     <w:lvlOverride w:ilvl="0">
       <w:startOverride w:val="8"/>
     </w:lvlOverride>
   </w:num>
   <w:num w:numId="20" w16cid:durableId="1018772929">
-    <w:abstractNumId w:val="15"/>
+    <w:abstractNumId w:val="23"/>
     <w:lvlOverride w:ilvl="0">
       <w:startOverride w:val="9"/>
     </w:lvlOverride>
   </w:num>
   <w:num w:numId="21" w16cid:durableId="1219977920">
-    <w:abstractNumId w:val="15"/>
+    <w:abstractNumId w:val="23"/>
     <w:lvlOverride w:ilvl="0">
       <w:startOverride w:val="10"/>
     </w:lvlOverride>
   </w:num>
   <w:num w:numId="22" w16cid:durableId="1416436330">
-    <w:abstractNumId w:val="15"/>
+    <w:abstractNumId w:val="23"/>
     <w:lvlOverride w:ilvl="0">
       <w:startOverride w:val="11"/>
     </w:lvlOverride>
   </w:num>
   <w:num w:numId="23" w16cid:durableId="252784008">
-    <w:abstractNumId w:val="15"/>
+    <w:abstractNumId w:val="23"/>
     <w:lvlOverride w:ilvl="0">
       <w:startOverride w:val="12"/>
     </w:lvlOverride>
   </w:num>
   <w:num w:numId="24" w16cid:durableId="1406992777">
-    <w:abstractNumId w:val="7"/>
+    <w:abstractNumId w:val="9"/>
   </w:num>
   <w:num w:numId="25" w16cid:durableId="742217526">
-    <w:abstractNumId w:val="5"/>
+    <w:abstractNumId w:val="6"/>
   </w:num>
   <w:num w:numId="26" w16cid:durableId="688483909">
     <w:abstractNumId w:val="3"/>
   </w:num>
   <w:num w:numId="27" w16cid:durableId="312100680">
-    <w:abstractNumId w:val="11"/>
+    <w:abstractNumId w:val="17"/>
     <w:lvlOverride w:ilvl="0">
       <w:startOverride w:val="1"/>
     </w:lvlOverride>
   </w:num>
   <w:num w:numId="28" w16cid:durableId="483787848">
-    <w:abstractNumId w:val="11"/>
+    <w:abstractNumId w:val="17"/>
     <w:lvlOverride w:ilvl="0">
       <w:startOverride w:val="2"/>
     </w:lvlOverride>
   </w:num>
   <w:num w:numId="29" w16cid:durableId="803697578">
-    <w:abstractNumId w:val="11"/>
+    <w:abstractNumId w:val="17"/>
     <w:lvlOverride w:ilvl="0"/>
     <w:lvlOverride w:ilvl="1">
       <w:startOverride w:val="1"/>
     </w:lvlOverride>
   </w:num>
   <w:num w:numId="30" w16cid:durableId="2035226609">
-    <w:abstractNumId w:val="11"/>
+    <w:abstractNumId w:val="17"/>
     <w:lvlOverride w:ilvl="0"/>
     <w:lvlOverride w:ilvl="1">
       <w:startOverride w:val="2"/>
     </w:lvlOverride>
   </w:num>
   <w:num w:numId="31" w16cid:durableId="526987672">
-    <w:abstractNumId w:val="11"/>
+    <w:abstractNumId w:val="17"/>
     <w:lvlOverride w:ilvl="0"/>
     <w:lvlOverride w:ilvl="1"/>
     <w:lvlOverride w:ilvl="2">
@@ -12921,7 +17606,7 @@
     </w:lvlOverride>
   </w:num>
   <w:num w:numId="32" w16cid:durableId="1838957013">
-    <w:abstractNumId w:val="11"/>
+    <w:abstractNumId w:val="17"/>
     <w:lvlOverride w:ilvl="0"/>
     <w:lvlOverride w:ilvl="1"/>
     <w:lvlOverride w:ilvl="2">
@@ -12929,14 +17614,74 @@
     </w:lvlOverride>
   </w:num>
   <w:num w:numId="33" w16cid:durableId="529611363">
-    <w:abstractNumId w:val="11"/>
+    <w:abstractNumId w:val="17"/>
     <w:lvlOverride w:ilvl="0"/>
     <w:lvlOverride w:ilvl="1">
       <w:startOverride w:val="3"/>
     </w:lvlOverride>
   </w:num>
   <w:num w:numId="34" w16cid:durableId="1153909061">
+    <w:abstractNumId w:val="18"/>
+  </w:num>
+  <w:num w:numId="35" w16cid:durableId="581720445">
+    <w:abstractNumId w:val="16"/>
+  </w:num>
+  <w:num w:numId="36" w16cid:durableId="918562863">
+    <w:abstractNumId w:val="20"/>
+  </w:num>
+  <w:num w:numId="37" w16cid:durableId="2061125132">
+    <w:abstractNumId w:val="11"/>
+  </w:num>
+  <w:num w:numId="38" w16cid:durableId="2019775277">
+    <w:abstractNumId w:val="4"/>
+  </w:num>
+  <w:num w:numId="39" w16cid:durableId="104086437">
+    <w:abstractNumId w:val="8"/>
+  </w:num>
+  <w:num w:numId="40" w16cid:durableId="2104569097">
+    <w:abstractNumId w:val="10"/>
+  </w:num>
+  <w:num w:numId="41" w16cid:durableId="119960683">
+    <w:abstractNumId w:val="21"/>
+  </w:num>
+  <w:num w:numId="42" w16cid:durableId="1089042373">
     <w:abstractNumId w:val="12"/>
+    <w:lvlOverride w:ilvl="0">
+      <w:startOverride w:val="1"/>
+    </w:lvlOverride>
+  </w:num>
+  <w:num w:numId="43" w16cid:durableId="916718323">
+    <w:abstractNumId w:val="12"/>
+    <w:lvlOverride w:ilvl="0">
+      <w:startOverride w:val="2"/>
+    </w:lvlOverride>
+  </w:num>
+  <w:num w:numId="44" w16cid:durableId="1236090992">
+    <w:abstractNumId w:val="12"/>
+    <w:lvlOverride w:ilvl="0">
+      <w:startOverride w:val="3"/>
+    </w:lvlOverride>
+  </w:num>
+  <w:num w:numId="45" w16cid:durableId="587537707">
+    <w:abstractNumId w:val="12"/>
+    <w:lvlOverride w:ilvl="0"/>
+    <w:lvlOverride w:ilvl="1">
+      <w:startOverride w:val="1"/>
+    </w:lvlOverride>
+  </w:num>
+  <w:num w:numId="46" w16cid:durableId="915944718">
+    <w:abstractNumId w:val="12"/>
+    <w:lvlOverride w:ilvl="0"/>
+    <w:lvlOverride w:ilvl="1">
+      <w:startOverride w:val="2"/>
+    </w:lvlOverride>
+  </w:num>
+  <w:num w:numId="47" w16cid:durableId="1321038589">
+    <w:abstractNumId w:val="12"/>
+    <w:lvlOverride w:ilvl="0"/>
+    <w:lvlOverride w:ilvl="1">
+      <w:startOverride w:val="3"/>
+    </w:lvlOverride>
   </w:num>
 </w:numbering>
 </file>

--- a/src/main/resources/GRAPHS.docx
+++ b/src/main/resources/GRAPHS.docx
@@ -10305,6 +10305,9 @@
         <w:t> </w:t>
       </w:r>
       <w:r>
+        <w:rPr>
+          <w:noProof/>
+        </w:rPr>
         <w:drawing>
           <wp:inline distT="0" distB="0" distL="0" distR="0" wp14:anchorId="08CDD1B8" wp14:editId="3EA40B14">
             <wp:extent cx="3776870" cy="3046179"/>
@@ -10408,6 +10411,7 @@
         <w:rPr>
           <w:i/>
           <w:iCs/>
+          <w:noProof/>
         </w:rPr>
         <w:drawing>
           <wp:inline distT="0" distB="0" distL="0" distR="0" wp14:anchorId="5AF32229" wp14:editId="471499E6">
@@ -10579,6 +10583,7 @@
         <w:rPr>
           <w:i/>
           <w:iCs/>
+          <w:noProof/>
         </w:rPr>
         <w:drawing>
           <wp:inline distT="0" distB="0" distL="0" distR="0" wp14:anchorId="3C726014" wp14:editId="0716B541">
@@ -12147,17 +12152,11 @@
       </w:r>
       <w:proofErr w:type="gramStart"/>
       <w:r>
-        <w:t>);</w:t>
-      </w:r>
-      <w:r>
-        <w:t xml:space="preserve">   </w:t>
+        <w:t xml:space="preserve">);   </w:t>
       </w:r>
       <w:proofErr w:type="gramEnd"/>
       <w:r>
-        <w:t xml:space="preserve">  </w:t>
-      </w:r>
-      <w:r>
-        <w:t xml:space="preserve">            // Stack gives the topological order</w:t>
+        <w:t xml:space="preserve">              // Stack gives the topological order</w:t>
       </w:r>
     </w:p>
     <w:p>
@@ -12835,6 +12834,9 @@
     </w:p>
     <w:p>
       <w:r>
+        <w:rPr>
+          <w:noProof/>
+        </w:rPr>
         <w:lastRenderedPageBreak/>
         <w:drawing>
           <wp:inline distT="0" distB="0" distL="0" distR="0" wp14:anchorId="03A77BEB" wp14:editId="187F6D72">
@@ -12961,6 +12963,9 @@
     </w:p>
     <w:p>
       <w:r>
+        <w:rPr>
+          <w:noProof/>
+        </w:rPr>
         <w:drawing>
           <wp:inline distT="0" distB="0" distL="0" distR="0" wp14:anchorId="4B4994E7" wp14:editId="05F36679">
             <wp:extent cx="763270" cy="1327785"/>
@@ -13042,6 +13047,9 @@
     </w:p>
     <w:p>
       <w:r>
+        <w:rPr>
+          <w:noProof/>
+        </w:rPr>
         <w:drawing>
           <wp:inline distT="0" distB="0" distL="0" distR="0" wp14:anchorId="60E2340A" wp14:editId="69EC3E2F">
             <wp:extent cx="1431290" cy="1327785"/>
@@ -13115,6 +13123,9 @@
     </w:p>
     <w:p>
       <w:r>
+        <w:rPr>
+          <w:noProof/>
+        </w:rPr>
         <w:lastRenderedPageBreak/>
         <w:drawing>
           <wp:inline distT="0" distB="0" distL="0" distR="0" wp14:anchorId="60F34078" wp14:editId="77A72787">
@@ -13197,6 +13208,9 @@
     </w:p>
     <w:p>
       <w:r>
+        <w:rPr>
+          <w:noProof/>
+        </w:rPr>
         <w:drawing>
           <wp:inline distT="0" distB="0" distL="0" distR="0" wp14:anchorId="6EFD1774" wp14:editId="0779A483">
             <wp:extent cx="1431290" cy="1327785"/>
@@ -13273,6 +13287,9 @@
     </w:p>
     <w:p>
       <w:r>
+        <w:rPr>
+          <w:noProof/>
+        </w:rPr>
         <w:drawing>
           <wp:inline distT="0" distB="0" distL="0" distR="0" wp14:anchorId="7E79B180" wp14:editId="47F8B73E">
             <wp:extent cx="2854325" cy="1327785"/>
@@ -13964,7 +13981,47 @@
         <w:t>}</w:t>
       </w:r>
     </w:p>
-    <w:p/>
+    <w:p>
+      <w:r>
+        <w:rPr>
+          <w:b/>
+          <w:bCs/>
+        </w:rPr>
+        <w:t xml:space="preserve">Time </w:t>
+      </w:r>
+      <w:r>
+        <w:rPr>
+          <w:b/>
+          <w:bCs/>
+        </w:rPr>
+        <w:t>Complexity</w:t>
+      </w:r>
+      <w:r>
+        <w:t>:</w:t>
+      </w:r>
+      <w:r>
+        <w:t xml:space="preserve"> </w:t>
+      </w:r>
+      <w:r>
+        <w:t>O (</w:t>
+      </w:r>
+      <w:r>
+        <w:t>E log V) with the help of binary heap.</w:t>
+      </w:r>
+      <w:r>
+        <w:br/>
+      </w:r>
+      <w:r>
+        <w:rPr>
+          <w:b/>
+          <w:bCs/>
+        </w:rPr>
+        <w:t>Auxiliary Space: </w:t>
+      </w:r>
+      <w:r>
+        <w:t>O(V)</w:t>
+      </w:r>
+    </w:p>
     <w:p/>
     <w:p/>
     <w:p/>
